--- a/docs/핏마스터AI_식단추천로직.docx
+++ b/docs/핏마스터AI_식단추천로직.docx
@@ -39,7 +39,7 @@
           <w:sz w:val="19"/>
           <w:szCs w:val="19"/>
         </w:rPr>
-        <w:t xml:space="preserve">작성일: 2026-10-02</w:t>
+        <w:t xml:space="preserve">작성일: 2026-10-02  ·  최종 수정: 2026-10-02 (다음 식사 추천을 조합+AI 코칭 방식으로 개편)</w:t>
       </w:r>
     </w:p>
     <w:p>
@@ -111,6 +111,23 @@
     </w:p>
     <w:p>
       <w:pPr>
+        <w:pStyle w:val="ListParagraph"/>
+        <w:numPr>
+          <w:ilvl w:val="0"/>
+          <w:numId w:val="2"/>
+        </w:numPr>
+        <w:spacing w:after="60"/>
+      </w:pPr>
+      <w:r>
+        <w:rPr>
+          <w:sz w:val="21"/>
+          <w:szCs w:val="21"/>
+        </w:rPr>
+        <w:t xml:space="preserve">식사 추천에도 같은 원칙이 적용된다: 무엇을 추천할지는 규칙 기반 엔진이 전부 결정하고, Claude는 그 결과를 설명하는 문구만 만든다. (6장)</w:t>
+      </w:r>
+    </w:p>
+    <w:p>
+      <w:pPr>
         <w:pStyle w:val="Heading1"/>
         <w:spacing w:after="160" w:before="320"/>
       </w:pPr>
@@ -167,7 +184,7 @@
           <w:sz w:val="20"/>
           <w:szCs w:val="20"/>
         </w:rPr>
-        <w:t xml:space="preserve">대시보드: 오늘 섭취량 vs 목표 비교 → 매크로별 피드백 + 부족 영양소 기반 음식 추천</w:t>
+        <w:t xml:space="preserve">대시보드: 오늘 섭취량 vs 목표 비교 → 매크로별 피드백 + 다음 식사 추천(조합 + 선택적 AI 코칭)</w:t>
       </w:r>
     </w:p>
     <w:p>
@@ -1000,7 +1017,22 @@
           <w:sz w:val="30"/>
           <w:szCs w:val="30"/>
         </w:rPr>
-        <w:t xml:space="preserve">6. 부족 영양소 기반 추천 음식</w:t>
+        <w:t xml:space="preserve">6. 다음 식사 추천</w:t>
+      </w:r>
+    </w:p>
+    <w:p>
+      <w:pPr>
+        <w:pStyle w:val="Heading2"/>
+        <w:spacing w:after="100" w:before="240"/>
+      </w:pPr>
+      <w:r>
+        <w:rPr>
+          <w:b/>
+          <w:bCs/>
+          <w:sz w:val="24"/>
+          <w:szCs w:val="24"/>
+        </w:rPr>
+        <w:t xml:space="preserve">6.1 추천 결정 — 식사 조합 + 목적 가중치</w:t>
       </w:r>
     </w:p>
     <w:p>
@@ -1015,58 +1047,222 @@
           <w:sz w:val="19"/>
           <w:szCs w:val="19"/>
         </w:rPr>
-        <w:t xml:space="preserve">위치: src/lib/nutrition.ts — getRecommendedFoods()</w:t>
-      </w:r>
-    </w:p>
-    <w:p>
-      <w:pPr>
-        <w:pStyle w:val="ListParagraph"/>
-        <w:numPr>
-          <w:ilvl w:val="0"/>
-          <w:numId w:val="2"/>
-        </w:numPr>
-        <w:spacing w:after="60"/>
-      </w:pPr>
-      <w:r>
-        <w:rPr>
-          <w:sz w:val="21"/>
-          <w:szCs w:val="21"/>
-        </w:rPr>
-        <w:t xml:space="preserve">단백질·탄수화물·지방·식이섬유의 달성률을 계산해, 100% 미달인 영양소를 달성률이 낮은 순으로 정렬한다.</w:t>
-      </w:r>
-    </w:p>
-    <w:p>
-      <w:pPr>
-        <w:pStyle w:val="ListParagraph"/>
-        <w:numPr>
-          <w:ilvl w:val="0"/>
-          <w:numId w:val="2"/>
-        </w:numPr>
-        <w:spacing w:after="60"/>
-      </w:pPr>
-      <w:r>
-        <w:rPr>
-          <w:sz w:val="21"/>
-          <w:szCs w:val="21"/>
-        </w:rPr>
-        <w:t xml:space="preserve">모든 영양소가 이미 충족됐다면 네 개 매크로 전체를 기준으로 추천한다(fallback).</w:t>
-      </w:r>
-    </w:p>
-    <w:p>
-      <w:pPr>
-        <w:pStyle w:val="ListParagraph"/>
-        <w:numPr>
-          <w:ilvl w:val="0"/>
-          <w:numId w:val="2"/>
-        </w:numPr>
-        <w:spacing w:after="60"/>
-      </w:pPr>
-      <w:r>
-        <w:rPr>
-          <w:sz w:val="21"/>
-          <w:szCs w:val="21"/>
-        </w:rPr>
-        <w:t xml:space="preserve">정적으로 미리 정해둔 추천 음식 풀(12개: 달걀·닭가슴살·두부·그릭요거트·브로콜리 등)에서, 가장 부족한 영양소가 많은 음식부터 최대 4개를 추천한다.</w:t>
+        <w:t xml:space="preserve">위치: src/lib/nutrition.ts — getRecommendedMeals()</w:t>
+      </w:r>
+    </w:p>
+    <w:p>
+      <w:pPr>
+        <w:pStyle w:val="ListParagraph"/>
+        <w:numPr>
+          <w:ilvl w:val="0"/>
+          <w:numId w:val="2"/>
+        </w:numPr>
+        <w:spacing w:after="60"/>
+      </w:pPr>
+      <w:r>
+        <w:rPr>
+          <w:sz w:val="21"/>
+          <w:szCs w:val="21"/>
+        </w:rPr>
+        <w:t xml:space="preserve">개별 재료가 아니라 실제 한 끼에 가까운 조합(2~3가지 재료)으로 추천한다. 조합 풀은 영양소별 6개씩, 총 24개다(src/data/mealCombos.ts).</w:t>
+      </w:r>
+    </w:p>
+    <w:p>
+      <w:pPr>
+        <w:pStyle w:val="ListParagraph"/>
+        <w:numPr>
+          <w:ilvl w:val="0"/>
+          <w:numId w:val="2"/>
+        </w:numPr>
+        <w:spacing w:after="60"/>
+      </w:pPr>
+      <w:r>
+        <w:rPr>
+          <w:sz w:val="21"/>
+          <w:szCs w:val="21"/>
+        </w:rPr>
+        <w:t xml:space="preserve">단백질·탄수화물·지방·식이섬유의 달성률을 계산해, 100% 미달인 영양소를 달성률이 낮은 순으로 우선한다. 모두 충족됐다면 네 영양소 전체에서 추천한다.</w:t>
+      </w:r>
+    </w:p>
+    <w:p>
+      <w:pPr>
+        <w:pStyle w:val="ListParagraph"/>
+        <w:numPr>
+          <w:ilvl w:val="0"/>
+          <w:numId w:val="2"/>
+        </w:numPr>
+        <w:spacing w:after="60"/>
+      </w:pPr>
+      <w:r>
+        <w:rPr>
+          <w:sz w:val="21"/>
+          <w:szCs w:val="21"/>
+        </w:rPr>
+        <w:t xml:space="preserve">조합마다 "특히 더 어울리는 식단 목적"이 태그돼 있다. 같은 영양소를 채우는 조합이 여러 개면, 사용자의 현재 관리 목적(체지방감량/근육증가/체중유지/건강관리)과 맞는 조합을 먼저 보여준다.</w:t>
+      </w:r>
+    </w:p>
+    <w:p>
+      <w:pPr>
+        <w:pStyle w:val="ListParagraph"/>
+        <w:numPr>
+          <w:ilvl w:val="0"/>
+          <w:numId w:val="2"/>
+        </w:numPr>
+        <w:spacing w:after="60"/>
+      </w:pPr>
+      <w:r>
+        <w:rPr>
+          <w:sz w:val="21"/>
+          <w:szCs w:val="21"/>
+        </w:rPr>
+        <w:t xml:space="preserve">조합의 영양소 총량은 재료 id+중량으로 foodDatabase.ts를 참조해 계산한다(nutritionService.resolveMealCombo) — 숫자를 임의로 만들지 않는다.</w:t>
+      </w:r>
+    </w:p>
+    <w:p>
+      <w:pPr>
+        <w:pStyle w:val="Heading2"/>
+        <w:spacing w:after="100" w:before="240"/>
+      </w:pPr>
+      <w:r>
+        <w:rPr>
+          <w:b/>
+          <w:bCs/>
+          <w:sz w:val="24"/>
+          <w:szCs w:val="24"/>
+        </w:rPr>
+        <w:t xml:space="preserve">6.2 중복·다양성</w:t>
+      </w:r>
+    </w:p>
+    <w:p>
+      <w:pPr>
+        <w:pStyle w:val="ListParagraph"/>
+        <w:numPr>
+          <w:ilvl w:val="0"/>
+          <w:numId w:val="2"/>
+        </w:numPr>
+        <w:spacing w:after="60"/>
+      </w:pPr>
+      <w:r>
+        <w:rPr>
+          <w:sz w:val="21"/>
+          <w:szCs w:val="21"/>
+        </w:rPr>
+        <w:t xml:space="preserve">오늘 이미 먹은 모든 재료로만 구성된 조합은 추천에서 제외한다(재료 하나만 겹치는 건 제외하지 않는다 — 너무 많이 걸러지는 것을 방지).</w:t>
+      </w:r>
+    </w:p>
+    <w:p>
+      <w:pPr>
+        <w:pStyle w:val="ListParagraph"/>
+        <w:numPr>
+          <w:ilvl w:val="0"/>
+          <w:numId w:val="2"/>
+        </w:numPr>
+        <w:spacing w:after="60"/>
+      </w:pPr>
+      <w:r>
+        <w:rPr>
+          <w:sz w:val="21"/>
+          <w:szCs w:val="21"/>
+        </w:rPr>
+        <w:t xml:space="preserve">"오늘" 날짜를 시드로 추천 순서를 결정적으로 섞는다 — 같은 날엔 같은 추천이 유지되고, 날이 바뀌면 24개 풀에서 다른 조합이 나온다.</w:t>
+      </w:r>
+    </w:p>
+    <w:p>
+      <w:pPr>
+        <w:pStyle w:val="ListParagraph"/>
+        <w:numPr>
+          <w:ilvl w:val="0"/>
+          <w:numId w:val="2"/>
+        </w:numPr>
+        <w:spacing w:after="60"/>
+      </w:pPr>
+      <w:r>
+        <w:rPr>
+          <w:sz w:val="21"/>
+          <w:szCs w:val="21"/>
+        </w:rPr>
+        <w:t xml:space="preserve">최대 3개 조합까지 보여준다.</w:t>
+      </w:r>
+    </w:p>
+    <w:p>
+      <w:pPr>
+        <w:pStyle w:val="Heading2"/>
+        <w:spacing w:after="100" w:before="240"/>
+      </w:pPr>
+      <w:r>
+        <w:rPr>
+          <w:b/>
+          <w:bCs/>
+          <w:sz w:val="24"/>
+          <w:szCs w:val="24"/>
+        </w:rPr>
+        <w:t xml:space="preserve">6.3 AI 코칭 문구 — "결정은 규칙, 설명은 AI"</w:t>
+      </w:r>
+    </w:p>
+    <w:p>
+      <w:pPr>
+        <w:spacing w:after="120"/>
+      </w:pPr>
+      <w:r>
+        <w:rPr>
+          <w:i/>
+          <w:iCs/>
+          <w:color w:val="555555"/>
+          <w:sz w:val="19"/>
+          <w:szCs w:val="19"/>
+        </w:rPr>
+        <w:t xml:space="preserve">위치: server/coach.ts, POST /api/coach-meal</w:t>
+      </w:r>
+    </w:p>
+    <w:p>
+      <w:pPr>
+        <w:pStyle w:val="ListParagraph"/>
+        <w:numPr>
+          <w:ilvl w:val="0"/>
+          <w:numId w:val="2"/>
+        </w:numPr>
+        <w:spacing w:after="60"/>
+      </w:pPr>
+      <w:r>
+        <w:rPr>
+          <w:sz w:val="21"/>
+          <w:szCs w:val="21"/>
+        </w:rPr>
+        <w:t xml:space="preserve">무엇을 추천할지(음식·조합·수치)는 6.1~6.2의 규칙 기반 로직이 전부 결정한다. Claude는 그 결과를 한두 문장의 자연스러운 한국어로 설명하기만 하고, 음식이나 숫자를 새로 만들지 않는다.</w:t>
+      </w:r>
+    </w:p>
+    <w:p>
+      <w:pPr>
+        <w:pStyle w:val="ListParagraph"/>
+        <w:numPr>
+          <w:ilvl w:val="0"/>
+          <w:numId w:val="2"/>
+        </w:numPr>
+        <w:spacing w:after="60"/>
+      </w:pPr>
+      <w:r>
+        <w:rPr>
+          <w:sz w:val="21"/>
+          <w:szCs w:val="21"/>
+        </w:rPr>
+        <w:t xml:space="preserve">InBody·음식 사진 분석과 달리 이미지 없이 텍스트만 주고받는 요청이라 더 가볍고 빠르다.</w:t>
+      </w:r>
+    </w:p>
+    <w:p>
+      <w:pPr>
+        <w:pStyle w:val="ListParagraph"/>
+        <w:numPr>
+          <w:ilvl w:val="0"/>
+          <w:numId w:val="2"/>
+        </w:numPr>
+        <w:spacing w:after="60"/>
+      </w:pPr>
+      <w:r>
+        <w:rPr>
+          <w:sz w:val="21"/>
+          <w:szCs w:val="21"/>
+        </w:rPr>
+        <w:t xml:space="preserve">대시보드가 열릴 때 자동으로 호출하지 않는다 — 추천 카드의 "AI 코치 한마디 듣기" 버튼을 눌렀을 때만 호출해, 메인 화면 로딩 속도에 영향을 주지 않는다.</w:t>
       </w:r>
     </w:p>
     <w:p>
@@ -1086,7 +1282,7 @@
           <w:sz w:val="20"/>
           <w:szCs w:val="20"/>
         </w:rPr>
-        <w:t xml:space="preserve">※ 지금은 고정된 12개 음식 풀 + "오늘 섭취량"만 보는 규칙 기반 로직이다. 사용자의 식단 선호도나 알레르기, 반복 추천 방지 등은 아직 반영되지 않는다.</w:t>
+        <w:t xml:space="preserve">※ AI 호출이 실패해도(API Key 미설정, 레이트리밋 등) 추천 카드 자체는 항상 보이고, 미리 정해둔 기본 문구로 자연스럽게 대체된다. 식사 추천의 핵심 기능(무엇을 추천할지)은 AI 가용성과 무관하게 항상 동작한다.</w:t>
       </w:r>
     </w:p>
     <w:p>
@@ -1144,7 +1340,24 @@
           <w:sz w:val="21"/>
           <w:szCs w:val="21"/>
         </w:rPr>
-        <w:t xml:space="preserve">활동계수(1.4)와 추천 음식 풀(12개)은 현재 고정값이다.</w:t>
+        <w:t xml:space="preserve">활동계수(1.4)와 식사 조합 풀(24개)은 현재 고정값이다.</w:t>
+      </w:r>
+    </w:p>
+    <w:p>
+      <w:pPr>
+        <w:pStyle w:val="ListParagraph"/>
+        <w:numPr>
+          <w:ilvl w:val="0"/>
+          <w:numId w:val="2"/>
+        </w:numPr>
+        <w:spacing w:after="60"/>
+      </w:pPr>
+      <w:r>
+        <w:rPr>
+          <w:sz w:val="21"/>
+          <w:szCs w:val="21"/>
+        </w:rPr>
+        <w:t xml:space="preserve">사용자의 알레르기나 식재료 선호도(비건 등)는 아직 반영되지 않는다.</w:t>
       </w:r>
     </w:p>
     <w:p>

--- a/docs/핏마스터AI_식단추천로직.docx
+++ b/docs/핏마스터AI_식단추천로직.docx
@@ -39,7 +39,7 @@
           <w:sz w:val="19"/>
           <w:szCs w:val="19"/>
         </w:rPr>
-        <w:t xml:space="preserve">작성일: 2026-10-02  ·  최종 수정: 2026-10-02 (다음 식사 추천을 조합+AI 코칭 방식으로 개편)</w:t>
+        <w:t xml:space="preserve">작성일: 2026-10-02  ·  최종 수정: 2026-10-02 (체성분 데이터를 영양 목표·식사 추천에 실제로 반영)</w:t>
       </w:r>
     </w:p>
     <w:p>
@@ -319,7 +319,7 @@
           <w:sz w:val="30"/>
           <w:szCs w:val="30"/>
         </w:rPr>
-        <w:t xml:space="preserve">3. 개인 영양 목표 계산</w:t>
+        <w:t xml:space="preserve">3. 개인 영양 목표 계산 — 체성분 데이터 반영</w:t>
       </w:r>
     </w:p>
     <w:p>
@@ -351,29 +351,29 @@
           <w:sz w:val="21"/>
           <w:szCs w:val="21"/>
         </w:rPr>
-        <w:t xml:space="preserve">기초대사량 × 활동계수 1.4(고정값) = 기본 칼로리</w:t>
-      </w:r>
-    </w:p>
-    <w:p>
-      <w:pPr>
-        <w:pStyle w:val="ListParagraph"/>
-        <w:numPr>
-          <w:ilvl w:val="0"/>
-          <w:numId w:val="2"/>
-        </w:numPr>
-        <w:spacing w:after="60"/>
-      </w:pPr>
-      <w:r>
-        <w:rPr>
-          <w:sz w:val="21"/>
-          <w:szCs w:val="21"/>
-        </w:rPr>
-        <w:t xml:space="preserve">목적에 따라 칼로리와 단백질 섭취량을 아래처럼 보정한다.</w:t>
+        <w:t xml:space="preserve">기초대사량 × 활동계수 1.4(고정값) + 목적별 칼로리 보정 + 체지방률 보정(아래) = 최종 칼로리</w:t>
+      </w:r>
+    </w:p>
+    <w:p>
+      <w:pPr>
+        <w:pStyle w:val="ListParagraph"/>
+        <w:numPr>
+          <w:ilvl w:val="0"/>
+          <w:numId w:val="2"/>
+        </w:numPr>
+        <w:spacing w:after="60"/>
+      </w:pPr>
+      <w:r>
+        <w:rPr>
+          <w:sz w:val="21"/>
+          <w:szCs w:val="21"/>
+        </w:rPr>
+        <w:t xml:space="preserve">단백질은 체지방량 데이터가 있으면 제지방량(체중 − 체지방량) 기준으로, 없으면(간편 온보딩 등) 체중 기준으로 계산한다. 단백질 필요량은 지방보다 근육·수분 등 제지방 조직에 더 좌우되기 때문이다.</w:t>
       </w:r>
     </w:p>
     <w:tbl>
       <w:tblPr>
-        <w:tblW w:type="dxa" w:w="7800"/>
+        <w:tblW w:type="dxa" w:w="9800"/>
         <w:tblBorders>
           <w:top w:val="single" w:color="auto" w:sz="4"/>
           <w:left w:val="single" w:color="auto" w:sz="4"/>
@@ -384,14 +384,15 @@
         </w:tblBorders>
       </w:tblPr>
       <w:tblGrid>
-        <w:gridCol w:w="2600"/>
+        <w:gridCol w:w="2300"/>
+        <w:gridCol w:w="2300"/>
         <w:gridCol w:w="2600"/>
         <w:gridCol w:w="2600"/>
       </w:tblGrid>
       <w:tr>
         <w:tc>
           <w:tcPr>
-            <w:tcW w:type="dxa" w:w="2600"/>
+            <w:tcW w:type="dxa" w:w="2300"/>
             <w:shd w:fill="E6F3EC" w:val="clear"/>
             <w:tcMar>
               <w:top w:type="dxa" w:w="100"/>
@@ -415,7 +416,7 @@
         </w:tc>
         <w:tc>
           <w:tcPr>
-            <w:tcW w:type="dxa" w:w="2600"/>
+            <w:tcW w:type="dxa" w:w="2300"/>
             <w:shd w:fill="E6F3EC" w:val="clear"/>
             <w:tcMar>
               <w:top w:type="dxa" w:w="100"/>
@@ -457,7 +458,31 @@
                 <w:sz w:val="20"/>
                 <w:szCs w:val="20"/>
               </w:rPr>
-              <w:t xml:space="preserve">단백질 섭취량</w:t>
+              <w:t xml:space="preserve">단백질 (체지방량 없음)</w:t>
+            </w:r>
+          </w:p>
+        </w:tc>
+        <w:tc>
+          <w:tcPr>
+            <w:tcW w:type="dxa" w:w="2600"/>
+            <w:shd w:fill="E6F3EC" w:val="clear"/>
+            <w:tcMar>
+              <w:top w:type="dxa" w:w="100"/>
+              <w:left w:type="dxa" w:w="120"/>
+              <w:bottom w:type="dxa" w:w="100"/>
+              <w:right w:type="dxa" w:w="120"/>
+            </w:tcMar>
+          </w:tcPr>
+          <w:p>
+            <w:r>
+              <w:rPr>
+                <w:b/>
+                <w:bCs/>
+                <w:color w:val="0E7A54"/>
+                <w:sz w:val="20"/>
+                <w:szCs w:val="20"/>
+              </w:rPr>
+              <w:t xml:space="preserve">단백질 (체지방량 있음)</w:t>
             </w:r>
           </w:p>
         </w:tc>
@@ -465,7 +490,7 @@
       <w:tr>
         <w:tc>
           <w:tcPr>
-            <w:tcW w:type="dxa" w:w="2600"/>
+            <w:tcW w:type="dxa" w:w="2300"/>
             <w:tcMar>
               <w:top w:type="dxa" w:w="100"/>
               <w:left w:type="dxa" w:w="120"/>
@@ -487,7 +512,7 @@
         </w:tc>
         <w:tc>
           <w:tcPr>
-            <w:tcW w:type="dxa" w:w="2600"/>
+            <w:tcW w:type="dxa" w:w="2300"/>
             <w:tcMar>
               <w:top w:type="dxa" w:w="100"/>
               <w:left w:type="dxa" w:w="120"/>
@@ -525,7 +550,29 @@
                 <w:sz w:val="20"/>
                 <w:szCs w:val="20"/>
               </w:rPr>
-              <w:t xml:space="preserve">1.6 g/kg</w:t>
+              <w:t xml:space="preserve">1.6 g/kg (체중)</w:t>
+            </w:r>
+          </w:p>
+        </w:tc>
+        <w:tc>
+          <w:tcPr>
+            <w:tcW w:type="dxa" w:w="2600"/>
+            <w:tcMar>
+              <w:top w:type="dxa" w:w="100"/>
+              <w:left w:type="dxa" w:w="120"/>
+              <w:bottom w:type="dxa" w:w="100"/>
+              <w:right w:type="dxa" w:w="120"/>
+            </w:tcMar>
+          </w:tcPr>
+          <w:p>
+            <w:r>
+              <w:rPr>
+                <w:b w:val="false"/>
+                <w:bCs w:val="false"/>
+                <w:sz w:val="20"/>
+                <w:szCs w:val="20"/>
+              </w:rPr>
+              <w:t xml:space="preserve">2.0 g/kg (제지방량)</w:t>
             </w:r>
           </w:p>
         </w:tc>
@@ -533,7 +580,7 @@
       <w:tr>
         <w:tc>
           <w:tcPr>
-            <w:tcW w:type="dxa" w:w="2600"/>
+            <w:tcW w:type="dxa" w:w="2300"/>
             <w:tcMar>
               <w:top w:type="dxa" w:w="100"/>
               <w:left w:type="dxa" w:w="120"/>
@@ -555,7 +602,7 @@
         </w:tc>
         <w:tc>
           <w:tcPr>
-            <w:tcW w:type="dxa" w:w="2600"/>
+            <w:tcW w:type="dxa" w:w="2300"/>
             <w:tcMar>
               <w:top w:type="dxa" w:w="100"/>
               <w:left w:type="dxa" w:w="120"/>
@@ -593,7 +640,29 @@
                 <w:sz w:val="20"/>
                 <w:szCs w:val="20"/>
               </w:rPr>
-              <w:t xml:space="preserve">1.8 g/kg</w:t>
+              <w:t xml:space="preserve">1.8 g/kg (체중)</w:t>
+            </w:r>
+          </w:p>
+        </w:tc>
+        <w:tc>
+          <w:tcPr>
+            <w:tcW w:type="dxa" w:w="2600"/>
+            <w:tcMar>
+              <w:top w:type="dxa" w:w="100"/>
+              <w:left w:type="dxa" w:w="120"/>
+              <w:bottom w:type="dxa" w:w="100"/>
+              <w:right w:type="dxa" w:w="120"/>
+            </w:tcMar>
+          </w:tcPr>
+          <w:p>
+            <w:r>
+              <w:rPr>
+                <w:b w:val="false"/>
+                <w:bCs w:val="false"/>
+                <w:sz w:val="20"/>
+                <w:szCs w:val="20"/>
+              </w:rPr>
+              <w:t xml:space="preserve">2.2 g/kg (제지방량)</w:t>
             </w:r>
           </w:p>
         </w:tc>
@@ -601,7 +670,7 @@
       <w:tr>
         <w:tc>
           <w:tcPr>
-            <w:tcW w:type="dxa" w:w="2600"/>
+            <w:tcW w:type="dxa" w:w="2300"/>
             <w:tcMar>
               <w:top w:type="dxa" w:w="100"/>
               <w:left w:type="dxa" w:w="120"/>
@@ -623,7 +692,7 @@
         </w:tc>
         <w:tc>
           <w:tcPr>
-            <w:tcW w:type="dxa" w:w="2600"/>
+            <w:tcW w:type="dxa" w:w="2300"/>
             <w:tcMar>
               <w:top w:type="dxa" w:w="100"/>
               <w:left w:type="dxa" w:w="120"/>
@@ -661,7 +730,29 @@
                 <w:sz w:val="20"/>
                 <w:szCs w:val="20"/>
               </w:rPr>
-              <w:t xml:space="preserve">1.4 g/kg</w:t>
+              <w:t xml:space="preserve">1.4 g/kg (체중)</w:t>
+            </w:r>
+          </w:p>
+        </w:tc>
+        <w:tc>
+          <w:tcPr>
+            <w:tcW w:type="dxa" w:w="2600"/>
+            <w:tcMar>
+              <w:top w:type="dxa" w:w="100"/>
+              <w:left w:type="dxa" w:w="120"/>
+              <w:bottom w:type="dxa" w:w="100"/>
+              <w:right w:type="dxa" w:w="120"/>
+            </w:tcMar>
+          </w:tcPr>
+          <w:p>
+            <w:r>
+              <w:rPr>
+                <w:b w:val="false"/>
+                <w:bCs w:val="false"/>
+                <w:sz w:val="20"/>
+                <w:szCs w:val="20"/>
+              </w:rPr>
+              <w:t xml:space="preserve">1.8 g/kg (제지방량)</w:t>
             </w:r>
           </w:p>
         </w:tc>
@@ -669,7 +760,7 @@
       <w:tr>
         <w:tc>
           <w:tcPr>
-            <w:tcW w:type="dxa" w:w="2600"/>
+            <w:tcW w:type="dxa" w:w="2300"/>
             <w:tcMar>
               <w:top w:type="dxa" w:w="100"/>
               <w:left w:type="dxa" w:w="120"/>
@@ -691,7 +782,7 @@
         </w:tc>
         <w:tc>
           <w:tcPr>
-            <w:tcW w:type="dxa" w:w="2600"/>
+            <w:tcW w:type="dxa" w:w="2300"/>
             <w:tcMar>
               <w:top w:type="dxa" w:w="100"/>
               <w:left w:type="dxa" w:w="120"/>
@@ -729,12 +820,51 @@
                 <w:sz w:val="20"/>
                 <w:szCs w:val="20"/>
               </w:rPr>
-              <w:t xml:space="preserve">1.2 g/kg</w:t>
+              <w:t xml:space="preserve">1.2 g/kg (체중)</w:t>
+            </w:r>
+          </w:p>
+        </w:tc>
+        <w:tc>
+          <w:tcPr>
+            <w:tcW w:type="dxa" w:w="2600"/>
+            <w:tcMar>
+              <w:top w:type="dxa" w:w="100"/>
+              <w:left w:type="dxa" w:w="120"/>
+              <w:bottom w:type="dxa" w:w="100"/>
+              <w:right w:type="dxa" w:w="120"/>
+            </w:tcMar>
+          </w:tcPr>
+          <w:p>
+            <w:r>
+              <w:rPr>
+                <w:b w:val="false"/>
+                <w:bCs w:val="false"/>
+                <w:sz w:val="20"/>
+                <w:szCs w:val="20"/>
+              </w:rPr>
+              <w:t xml:space="preserve">1.6 g/kg (제지방량)</w:t>
             </w:r>
           </w:p>
         </w:tc>
       </w:tr>
     </w:tbl>
+    <w:p>
+      <w:pPr>
+        <w:pStyle w:val="ListParagraph"/>
+        <w:numPr>
+          <w:ilvl w:val="0"/>
+          <w:numId w:val="2"/>
+        </w:numPr>
+        <w:spacing w:after="60"/>
+      </w:pPr>
+      <w:r>
+        <w:rPr>
+          <w:sz w:val="21"/>
+          <w:szCs w:val="21"/>
+        </w:rPr>
+        <w:t xml:space="preserve">체지방률 보정(체지방감량 목적일 때만) — 체지방률이 성별 기준 "높은 편"(남 25%↑ / 여 32%↑)이면 −50kcal 추가, "낮은 편"(남 12%↓ / 여 20%↓, 근손실 방지)이면 +50kcal 완화. 보수적인 참고용 보정이며 의학적 처방이 아니다.</w:t>
+      </w:r>
+    </w:p>
     <w:p>
       <w:pPr>
         <w:pStyle w:val="ListParagraph"/>
@@ -803,7 +933,7 @@
           <w:sz w:val="20"/>
           <w:szCs w:val="20"/>
         </w:rPr>
-        <w:t xml:space="preserve">※ 골격근량·체지방률 등 체성분 수치는 현재 저장만 되고 이 계산식에는 아직 반영되지 않는다. 체성분 기반 보정은 향후 보완 지점이다.</w:t>
+        <w:t xml:space="preserve">※ 골격근량·체수분·단백질량·무기질량은 체지방량을 통해 "제지방량" 계산에 이미 간접적으로 반영되므로 따로 공식에 넣지 않는다(같은 정보를 중복으로 쓰지 않기 위함). BMI는 키·체중에서 그 자리에서 계산해 마이 탭에 참고용(저체중/정상/과체중/비만)으로만 보여주고, 계산식의 입력값으로는 쓰지 않는다.</w:t>
       </w:r>
     </w:p>
     <w:p>
@@ -1099,6 +1229,23 @@
           <w:szCs w:val="21"/>
         </w:rPr>
         <w:t xml:space="preserve">조합마다 "특히 더 어울리는 식단 목적"이 태그돼 있다. 같은 영양소를 채우는 조합이 여러 개면, 사용자의 현재 관리 목적(체지방감량/근육증가/체중유지/건강관리)과 맞는 조합을 먼저 보여준다.</w:t>
+      </w:r>
+    </w:p>
+    <w:p>
+      <w:pPr>
+        <w:pStyle w:val="ListParagraph"/>
+        <w:numPr>
+          <w:ilvl w:val="0"/>
+          <w:numId w:val="2"/>
+        </w:numPr>
+        <w:spacing w:after="60"/>
+      </w:pPr>
+      <w:r>
+        <w:rPr>
+          <w:sz w:val="21"/>
+          <w:szCs w:val="21"/>
+        </w:rPr>
+        <w:t xml:space="preserve">체지방률 2차 가중치 — 체지방감량 목적이고 체지방률이 성별 기준 높은 편이면, 같은 영양소 순위 안에서 단백질 조합을 더 급하게, 지방 조합을 덜 급하게 취급해 저탄고단 쪽으로 추천을 살짝 기울인다. 화면에 보이는 실제 섭취율 숫자는 바꾸지 않고, 추천 순서에만 영향을 준다.</w:t>
       </w:r>
     </w:p>
     <w:p>

--- a/docs/핏마스터AI_식단추천로직.docx
+++ b/docs/핏마스터AI_식단추천로직.docx
@@ -39,7 +39,7 @@
           <w:sz w:val="19"/>
           <w:szCs w:val="19"/>
         </w:rPr>
-        <w:t xml:space="preserve">작성일: 2026-10-02  ·  최종 수정: 2026-10-02 (체성분 데이터를 영양 목표·식사 추천에 실제로 반영)</w:t>
+        <w:t xml:space="preserve">작성일: 2026-10-02  ·  최종 수정: 2026-10-02 (식사 조합의 목적 매칭을 수동 태그 → 자동 계산 방식으로 변경)</w:t>
       </w:r>
     </w:p>
     <w:p>
@@ -1228,7 +1228,41 @@
           <w:sz w:val="21"/>
           <w:szCs w:val="21"/>
         </w:rPr>
-        <w:t xml:space="preserve">조합마다 "특히 더 어울리는 식단 목적"이 태그돼 있다. 같은 영양소를 채우는 조합이 여러 개면, 사용자의 현재 관리 목적(체지방감량/근육증가/체중유지/건강관리)과 맞는 조합을 먼저 보여준다.</w:t>
+        <w:t xml:space="preserve">조합의 영양소 총량은 재료 id+중량으로 foodDatabase.ts를 참조해 계산한다(nutritionService.resolveMealCombo) — 숫자를 임의로 만들지 않는다.</w:t>
+      </w:r>
+    </w:p>
+    <w:p>
+      <w:pPr>
+        <w:pStyle w:val="ListParagraph"/>
+        <w:numPr>
+          <w:ilvl w:val="0"/>
+          <w:numId w:val="2"/>
+        </w:numPr>
+        <w:spacing w:after="60"/>
+      </w:pPr>
+      <w:r>
+        <w:rPr>
+          <w:sz w:val="21"/>
+          <w:szCs w:val="21"/>
+        </w:rPr>
+        <w:t xml:space="preserve">목적 매칭(computeGoalFit) — 어떤 조합이 어떤 식단 목적에 어울리는지는 사람이 미리 정해두지 않고, 위에서 계산된 단백질·지방·탄수화물·식이섬유 비율로 그때그때 자동 판정한다. 같은 영양소를 채우는 조합이 여러 개면, 사용자의 현재 관리 목적(체지방감량/근육증가/체중유지/건강관리)과 맞는 것으로 판정된 조합을 먼저 보여준다.</w:t>
+      </w:r>
+    </w:p>
+    <w:p>
+      <w:pPr>
+        <w:pStyle w:val="ListParagraph"/>
+        <w:numPr>
+          <w:ilvl w:val="0"/>
+          <w:numId w:val="2"/>
+        </w:numPr>
+        <w:spacing w:after="60"/>
+      </w:pPr>
+      <w:r>
+        <w:rPr>
+          <w:sz w:val="21"/>
+          <w:szCs w:val="21"/>
+        </w:rPr>
+        <w:t xml:space="preserve">판정 기준 — 체지방감량: 단백질÷지방 비율 1.2 이상 + 단백질이 칼로리의 25% 이상. 근육증가: 단백질 20% 이상 + (탄수화물 30% 이상 또는 400kcal 이상). 건강관리: 식이섬유가 1,000kcal당 8g 이상 + 지방 대비 단백질이 충분함. 체중유지: 세 매크로 중 어느 것도 극단적이지 않음.</w:t>
       </w:r>
     </w:p>
     <w:p>
@@ -1250,19 +1284,22 @@
     </w:p>
     <w:p>
       <w:pPr>
-        <w:pStyle w:val="ListParagraph"/>
-        <w:numPr>
-          <w:ilvl w:val="0"/>
-          <w:numId w:val="2"/>
-        </w:numPr>
-        <w:spacing w:after="60"/>
-      </w:pPr>
-      <w:r>
-        <w:rPr>
-          <w:sz w:val="21"/>
-          <w:szCs w:val="21"/>
-        </w:rPr>
-        <w:t xml:space="preserve">조합의 영양소 총량은 재료 id+중량으로 foodDatabase.ts를 참조해 계산한다(nutritionService.resolveMealCombo) — 숫자를 임의로 만들지 않는다.</w:t>
+        <w:pBdr>
+          <w:left w:val="single" w:color="B45309" w:sz="24" w:space="8"/>
+        </w:pBdr>
+        <w:shd w:fill="FEF3C7" w:val="clear"/>
+        <w:spacing w:after="160" w:before="60"/>
+        <w:ind w:left="120"/>
+      </w:pPr>
+      <w:r>
+        <w:rPr>
+          <w:i/>
+          <w:iCs/>
+          <w:color w:val="B45309"/>
+          <w:sz w:val="20"/>
+          <w:szCs w:val="20"/>
+        </w:rPr>
+        <w:t xml:space="preserve">※ 단백질÷지방 비율을 쓰는 이유 — 지방 칼로리 비율만 보면 연어·소고기처럼 원래 지방이 있는 좋은 단백질원이 체지방감량에서 부당하게 제외된다. 다만 이 방식도 "좋은 지방(불포화)·나쁜 지방(포화)"은 구분하지 못한다 — 아보카도 토스트처럼 지방이 주력인 조합은 특정 목적에 어울린다고 판정되지 않고 중립으로 남는다.</w:t>
       </w:r>
     </w:p>
     <w:p>

--- a/docs/핏마스터AI_식단추천로직.docx
+++ b/docs/핏마스터AI_식단추천로직.docx
@@ -39,7 +39,7 @@
           <w:sz w:val="19"/>
           <w:szCs w:val="19"/>
         </w:rPr>
-        <w:t xml:space="preserve">작성일: 2026-10-02  ·  최종 수정: 2026-10-02 (식사 조합의 목적 매칭을 수동 태그 → 자동 계산 방식으로 변경)</w:t>
+        <w:t xml:space="preserve">작성일: 2026-10-02  ·  최종 수정: 2026-10-02 (목적별 칼로리 보정을 고정 kcal → 체중 비례 변화율 공식으로 변경)</w:t>
       </w:r>
     </w:p>
     <w:p>
@@ -351,29 +351,29 @@
           <w:sz w:val="21"/>
           <w:szCs w:val="21"/>
         </w:rPr>
-        <w:t xml:space="preserve">기초대사량 × 활동계수 1.4(고정값) + 목적별 칼로리 보정 + 체지방률 보정(아래) = 최종 칼로리</w:t>
-      </w:r>
-    </w:p>
-    <w:p>
-      <w:pPr>
-        <w:pStyle w:val="ListParagraph"/>
-        <w:numPr>
-          <w:ilvl w:val="0"/>
-          <w:numId w:val="2"/>
-        </w:numPr>
-        <w:spacing w:after="60"/>
-      </w:pPr>
-      <w:r>
-        <w:rPr>
-          <w:sz w:val="21"/>
-          <w:szCs w:val="21"/>
-        </w:rPr>
-        <w:t xml:space="preserve">단백질은 체지방량 데이터가 있으면 제지방량(체중 − 체지방량) 기준으로, 없으면(간편 온보딩 등) 체중 기준으로 계산한다. 단백질 필요량은 지방보다 근육·수분 등 제지방 조직에 더 좌우되기 때문이다.</w:t>
+        <w:t xml:space="preserve">기초대사량 × 활동계수 1.4(고정값) = TDEE(총 에너지 소비량). 여기에 목적별 칼로리 보정을 더하거나 뺀다.</w:t>
+      </w:r>
+    </w:p>
+    <w:p>
+      <w:pPr>
+        <w:pStyle w:val="ListParagraph"/>
+        <w:numPr>
+          <w:ilvl w:val="0"/>
+          <w:numId w:val="2"/>
+        </w:numPr>
+        <w:spacing w:after="60"/>
+      </w:pPr>
+      <w:r>
+        <w:rPr>
+          <w:sz w:val="21"/>
+          <w:szCs w:val="21"/>
+        </w:rPr>
+        <w:t xml:space="preserve">체지방감량·근육증가는 "주당 체중 변화율(%)" 목표를 체지방 1kg≈7,700kcal로 역산해 하루 보정폭을 구한다 — 체중이 클수록 보정폭도 커진다(고정 kcal이 아님). 체지방률 데이터가 있으면 변화율 자체를 조정한다.</w:t>
       </w:r>
     </w:p>
     <w:tbl>
       <w:tblPr>
-        <w:tblW w:type="dxa" w:w="9800"/>
+        <w:tblW w:type="dxa" w:w="11200"/>
         <w:tblBorders>
           <w:top w:val="single" w:color="auto" w:sz="4"/>
           <w:left w:val="single" w:color="auto" w:sz="4"/>
@@ -384,15 +384,15 @@
         </w:tblBorders>
       </w:tblPr>
       <w:tblGrid>
-        <w:gridCol w:w="2300"/>
-        <w:gridCol w:w="2300"/>
-        <w:gridCol w:w="2600"/>
-        <w:gridCol w:w="2600"/>
+        <w:gridCol w:w="2200"/>
+        <w:gridCol w:w="3000"/>
+        <w:gridCol w:w="3000"/>
+        <w:gridCol w:w="3000"/>
       </w:tblGrid>
       <w:tr>
         <w:tc>
           <w:tcPr>
-            <w:tcW w:type="dxa" w:w="2300"/>
+            <w:tcW w:type="dxa" w:w="2200"/>
             <w:shd w:fill="E6F3EC" w:val="clear"/>
             <w:tcMar>
               <w:top w:type="dxa" w:w="100"/>
@@ -416,7 +416,7 @@
         </w:tc>
         <w:tc>
           <w:tcPr>
-            <w:tcW w:type="dxa" w:w="2300"/>
+            <w:tcW w:type="dxa" w:w="3000"/>
             <w:shd w:fill="E6F3EC" w:val="clear"/>
             <w:tcMar>
               <w:top w:type="dxa" w:w="100"/>
@@ -434,13 +434,13 @@
                 <w:sz w:val="20"/>
                 <w:szCs w:val="20"/>
               </w:rPr>
-              <w:t xml:space="preserve">칼로리 보정</w:t>
-            </w:r>
-          </w:p>
-        </w:tc>
-        <w:tc>
-          <w:tcPr>
-            <w:tcW w:type="dxa" w:w="2600"/>
+              <w:t xml:space="preserve">기본 주간 변화율</w:t>
+            </w:r>
+          </w:p>
+        </w:tc>
+        <w:tc>
+          <w:tcPr>
+            <w:tcW w:type="dxa" w:w="3000"/>
             <w:shd w:fill="E6F3EC" w:val="clear"/>
             <w:tcMar>
               <w:top w:type="dxa" w:w="100"/>
@@ -458,13 +458,13 @@
                 <w:sz w:val="20"/>
                 <w:szCs w:val="20"/>
               </w:rPr>
-              <w:t xml:space="preserve">단백질 (체지방량 없음)</w:t>
-            </w:r>
-          </w:p>
-        </w:tc>
-        <w:tc>
-          <w:tcPr>
-            <w:tcW w:type="dxa" w:w="2600"/>
+              <w:t xml:space="preserve">체지방률 높을 때</w:t>
+            </w:r>
+          </w:p>
+        </w:tc>
+        <w:tc>
+          <w:tcPr>
+            <w:tcW w:type="dxa" w:w="3000"/>
             <w:shd w:fill="E6F3EC" w:val="clear"/>
             <w:tcMar>
               <w:top w:type="dxa" w:w="100"/>
@@ -482,7 +482,7 @@
                 <w:sz w:val="20"/>
                 <w:szCs w:val="20"/>
               </w:rPr>
-              <w:t xml:space="preserve">단백질 (체지방량 있음)</w:t>
+              <w:t xml:space="preserve">체지방률 낮을 때</w:t>
             </w:r>
           </w:p>
         </w:tc>
@@ -490,7 +490,7 @@
       <w:tr>
         <w:tc>
           <w:tcPr>
-            <w:tcW w:type="dxa" w:w="2300"/>
+            <w:tcW w:type="dxa" w:w="2200"/>
             <w:tcMar>
               <w:top w:type="dxa" w:w="100"/>
               <w:left w:type="dxa" w:w="120"/>
@@ -512,7 +512,7 @@
         </w:tc>
         <w:tc>
           <w:tcPr>
-            <w:tcW w:type="dxa" w:w="2300"/>
+            <w:tcW w:type="dxa" w:w="3000"/>
             <w:tcMar>
               <w:top w:type="dxa" w:w="100"/>
               <w:left w:type="dxa" w:w="120"/>
@@ -528,13 +528,13 @@
                 <w:sz w:val="20"/>
                 <w:szCs w:val="20"/>
               </w:rPr>
-              <w:t xml:space="preserve">-300 kcal</w:t>
-            </w:r>
-          </w:p>
-        </w:tc>
-        <w:tc>
-          <w:tcPr>
-            <w:tcW w:type="dxa" w:w="2600"/>
+              <w:t xml:space="preserve">0.5%/주 (기본)</w:t>
+            </w:r>
+          </w:p>
+        </w:tc>
+        <w:tc>
+          <w:tcPr>
+            <w:tcW w:type="dxa" w:w="3000"/>
             <w:tcMar>
               <w:top w:type="dxa" w:w="100"/>
               <w:left w:type="dxa" w:w="120"/>
@@ -550,13 +550,13 @@
                 <w:sz w:val="20"/>
                 <w:szCs w:val="20"/>
               </w:rPr>
-              <w:t xml:space="preserve">1.6 g/kg (체중)</w:t>
-            </w:r>
-          </w:p>
-        </w:tc>
-        <w:tc>
-          <w:tcPr>
-            <w:tcW w:type="dxa" w:w="2600"/>
+              <w:t xml:space="preserve">0.7%/주 (체지방률 높음)</w:t>
+            </w:r>
+          </w:p>
+        </w:tc>
+        <w:tc>
+          <w:tcPr>
+            <w:tcW w:type="dxa" w:w="3000"/>
             <w:tcMar>
               <w:top w:type="dxa" w:w="100"/>
               <w:left w:type="dxa" w:w="120"/>
@@ -572,7 +572,7 @@
                 <w:sz w:val="20"/>
                 <w:szCs w:val="20"/>
               </w:rPr>
-              <w:t xml:space="preserve">2.0 g/kg (제지방량)</w:t>
+              <w:t xml:space="preserve">0.3%/주 (체지방률 낮음·근손실 방지)</w:t>
             </w:r>
           </w:p>
         </w:tc>
@@ -580,7 +580,7 @@
       <w:tr>
         <w:tc>
           <w:tcPr>
-            <w:tcW w:type="dxa" w:w="2300"/>
+            <w:tcW w:type="dxa" w:w="2200"/>
             <w:tcMar>
               <w:top w:type="dxa" w:w="100"/>
               <w:left w:type="dxa" w:w="120"/>
@@ -602,7 +602,7 @@
         </w:tc>
         <w:tc>
           <w:tcPr>
-            <w:tcW w:type="dxa" w:w="2300"/>
+            <w:tcW w:type="dxa" w:w="3000"/>
             <w:tcMar>
               <w:top w:type="dxa" w:w="100"/>
               <w:left w:type="dxa" w:w="120"/>
@@ -618,13 +618,13 @@
                 <w:sz w:val="20"/>
                 <w:szCs w:val="20"/>
               </w:rPr>
-              <w:t xml:space="preserve">+250 kcal</w:t>
-            </w:r>
-          </w:p>
-        </w:tc>
-        <w:tc>
-          <w:tcPr>
-            <w:tcW w:type="dxa" w:w="2600"/>
+              <w:t xml:space="preserve">0.25%/주 (기본)</w:t>
+            </w:r>
+          </w:p>
+        </w:tc>
+        <w:tc>
+          <w:tcPr>
+            <w:tcW w:type="dxa" w:w="3000"/>
             <w:tcMar>
               <w:top w:type="dxa" w:w="100"/>
               <w:left w:type="dxa" w:w="120"/>
@@ -640,13 +640,13 @@
                 <w:sz w:val="20"/>
                 <w:szCs w:val="20"/>
               </w:rPr>
-              <w:t xml:space="preserve">1.8 g/kg (체중)</w:t>
-            </w:r>
-          </w:p>
-        </w:tc>
-        <w:tc>
-          <w:tcPr>
-            <w:tcW w:type="dxa" w:w="2600"/>
+              <w:t xml:space="preserve">0.15%/주 (체지방률 높음·과잉 지방 증가 억제)</w:t>
+            </w:r>
+          </w:p>
+        </w:tc>
+        <w:tc>
+          <w:tcPr>
+            <w:tcW w:type="dxa" w:w="3000"/>
             <w:tcMar>
               <w:top w:type="dxa" w:w="100"/>
               <w:left w:type="dxa" w:w="120"/>
@@ -662,7 +662,153 @@
                 <w:sz w:val="20"/>
                 <w:szCs w:val="20"/>
               </w:rPr>
-              <w:t xml:space="preserve">2.2 g/kg (제지방량)</w:t>
+              <w:t xml:space="preserve">—</w:t>
+            </w:r>
+          </w:p>
+        </w:tc>
+      </w:tr>
+    </w:tbl>
+    <w:p>
+      <w:pPr>
+        <w:pStyle w:val="ListParagraph"/>
+        <w:numPr>
+          <w:ilvl w:val="0"/>
+          <w:numId w:val="2"/>
+        </w:numPr>
+        <w:spacing w:after="60"/>
+      </w:pPr>
+      <w:r>
+        <w:rPr>
+          <w:sz w:val="21"/>
+          <w:szCs w:val="21"/>
+        </w:rPr>
+        <w:t xml:space="preserve">건강관리는 "체중 변화" 목표가 없는 목적이라, 체중이 아니라 TDEE의 5%를 빼는 방식으로 가볍게 보정한다. 체중유지는 보정 없음.</w:t>
+      </w:r>
+    </w:p>
+    <w:p>
+      <w:pPr>
+        <w:pBdr>
+          <w:left w:val="single" w:color="B45309" w:sz="24" w:space="8"/>
+        </w:pBdr>
+        <w:shd w:fill="FEF3C7" w:val="clear"/>
+        <w:spacing w:after="160" w:before="60"/>
+        <w:ind w:left="120"/>
+      </w:pPr>
+      <w:r>
+        <w:rPr>
+          <w:i/>
+          <w:iCs/>
+          <w:color w:val="B45309"/>
+          <w:sz w:val="20"/>
+          <w:szCs w:val="20"/>
+        </w:rPr>
+        <w:t xml:space="preserve">※ 하루 보정폭은 ±750kcal를 넘지 않는다(안전장치) — 체중이 매우 크거나 작아도 비현실적인 적자/잉여가 나오지 않게 막는다. 여전히 개인 대사 측정이 아니라 스포츠영양학에서 흔히 인용되는 "안전 범위" 경험치를 쓰는 것이며, 의학적 처방이 아니다.</w:t>
+      </w:r>
+    </w:p>
+    <w:p>
+      <w:pPr>
+        <w:pStyle w:val="ListParagraph"/>
+        <w:numPr>
+          <w:ilvl w:val="0"/>
+          <w:numId w:val="2"/>
+        </w:numPr>
+        <w:spacing w:after="60"/>
+      </w:pPr>
+      <w:r>
+        <w:rPr>
+          <w:sz w:val="21"/>
+          <w:szCs w:val="21"/>
+        </w:rPr>
+        <w:t xml:space="preserve">단백질은 체지방량 데이터가 있으면 제지방량(체중 − 체지방량) 기준으로, 없으면(간편 온보딩 등) 체중 기준으로 계산한다. 단백질 필요량은 지방보다 근육·수분 등 제지방 조직에 더 좌우되기 때문이다.</w:t>
+      </w:r>
+    </w:p>
+    <w:tbl>
+      <w:tblPr>
+        <w:tblW w:type="dxa" w:w="9400"/>
+        <w:tblBorders>
+          <w:top w:val="single" w:color="auto" w:sz="4"/>
+          <w:left w:val="single" w:color="auto" w:sz="4"/>
+          <w:bottom w:val="single" w:color="auto" w:sz="4"/>
+          <w:right w:val="single" w:color="auto" w:sz="4"/>
+          <w:insideH w:val="single" w:color="auto" w:sz="4"/>
+          <w:insideV w:val="single" w:color="auto" w:sz="4"/>
+        </w:tblBorders>
+      </w:tblPr>
+      <w:tblGrid>
+        <w:gridCol w:w="2600"/>
+        <w:gridCol w:w="3400"/>
+        <w:gridCol w:w="3400"/>
+      </w:tblGrid>
+      <w:tr>
+        <w:tc>
+          <w:tcPr>
+            <w:tcW w:type="dxa" w:w="2600"/>
+            <w:shd w:fill="E6F3EC" w:val="clear"/>
+            <w:tcMar>
+              <w:top w:type="dxa" w:w="100"/>
+              <w:left w:type="dxa" w:w="120"/>
+              <w:bottom w:type="dxa" w:w="100"/>
+              <w:right w:type="dxa" w:w="120"/>
+            </w:tcMar>
+          </w:tcPr>
+          <w:p>
+            <w:r>
+              <w:rPr>
+                <w:b/>
+                <w:bCs/>
+                <w:color w:val="0E7A54"/>
+                <w:sz w:val="20"/>
+                <w:szCs w:val="20"/>
+              </w:rPr>
+              <w:t xml:space="preserve">목적</w:t>
+            </w:r>
+          </w:p>
+        </w:tc>
+        <w:tc>
+          <w:tcPr>
+            <w:tcW w:type="dxa" w:w="3400"/>
+            <w:shd w:fill="E6F3EC" w:val="clear"/>
+            <w:tcMar>
+              <w:top w:type="dxa" w:w="100"/>
+              <w:left w:type="dxa" w:w="120"/>
+              <w:bottom w:type="dxa" w:w="100"/>
+              <w:right w:type="dxa" w:w="120"/>
+            </w:tcMar>
+          </w:tcPr>
+          <w:p>
+            <w:r>
+              <w:rPr>
+                <w:b/>
+                <w:bCs/>
+                <w:color w:val="0E7A54"/>
+                <w:sz w:val="20"/>
+                <w:szCs w:val="20"/>
+              </w:rPr>
+              <w:t xml:space="preserve">단백질 (체지방량 없음)</w:t>
+            </w:r>
+          </w:p>
+        </w:tc>
+        <w:tc>
+          <w:tcPr>
+            <w:tcW w:type="dxa" w:w="3400"/>
+            <w:shd w:fill="E6F3EC" w:val="clear"/>
+            <w:tcMar>
+              <w:top w:type="dxa" w:w="100"/>
+              <w:left w:type="dxa" w:w="120"/>
+              <w:bottom w:type="dxa" w:w="100"/>
+              <w:right w:type="dxa" w:w="120"/>
+            </w:tcMar>
+          </w:tcPr>
+          <w:p>
+            <w:r>
+              <w:rPr>
+                <w:b/>
+                <w:bCs/>
+                <w:color w:val="0E7A54"/>
+                <w:sz w:val="20"/>
+                <w:szCs w:val="20"/>
+              </w:rPr>
+              <w:t xml:space="preserve">단백질 (체지방량 있음)</w:t>
             </w:r>
           </w:p>
         </w:tc>
@@ -670,7 +816,7 @@
       <w:tr>
         <w:tc>
           <w:tcPr>
-            <w:tcW w:type="dxa" w:w="2300"/>
+            <w:tcW w:type="dxa" w:w="2600"/>
             <w:tcMar>
               <w:top w:type="dxa" w:w="100"/>
               <w:left w:type="dxa" w:w="120"/>
@@ -686,13 +832,13 @@
                 <w:sz w:val="20"/>
                 <w:szCs w:val="20"/>
               </w:rPr>
-              <w:t xml:space="preserve">체중 유지</w:t>
-            </w:r>
-          </w:p>
-        </w:tc>
-        <w:tc>
-          <w:tcPr>
-            <w:tcW w:type="dxa" w:w="2300"/>
+              <w:t xml:space="preserve">체지방 감량</w:t>
+            </w:r>
+          </w:p>
+        </w:tc>
+        <w:tc>
+          <w:tcPr>
+            <w:tcW w:type="dxa" w:w="3400"/>
             <w:tcMar>
               <w:top w:type="dxa" w:w="100"/>
               <w:left w:type="dxa" w:w="120"/>
@@ -708,13 +854,13 @@
                 <w:sz w:val="20"/>
                 <w:szCs w:val="20"/>
               </w:rPr>
-              <w:t xml:space="preserve">보정 없음</w:t>
-            </w:r>
-          </w:p>
-        </w:tc>
-        <w:tc>
-          <w:tcPr>
-            <w:tcW w:type="dxa" w:w="2600"/>
+              <w:t xml:space="preserve">1.6 g/kg (체중)</w:t>
+            </w:r>
+          </w:p>
+        </w:tc>
+        <w:tc>
+          <w:tcPr>
+            <w:tcW w:type="dxa" w:w="3400"/>
             <w:tcMar>
               <w:top w:type="dxa" w:w="100"/>
               <w:left w:type="dxa" w:w="120"/>
@@ -730,13 +876,37 @@
                 <w:sz w:val="20"/>
                 <w:szCs w:val="20"/>
               </w:rPr>
-              <w:t xml:space="preserve">1.4 g/kg (체중)</w:t>
-            </w:r>
-          </w:p>
-        </w:tc>
+              <w:t xml:space="preserve">2.0 g/kg (제지방량)</w:t>
+            </w:r>
+          </w:p>
+        </w:tc>
+      </w:tr>
+      <w:tr>
         <w:tc>
           <w:tcPr>
             <w:tcW w:type="dxa" w:w="2600"/>
+            <w:tcMar>
+              <w:top w:type="dxa" w:w="100"/>
+              <w:left w:type="dxa" w:w="120"/>
+              <w:bottom w:type="dxa" w:w="100"/>
+              <w:right w:type="dxa" w:w="120"/>
+            </w:tcMar>
+          </w:tcPr>
+          <w:p>
+            <w:r>
+              <w:rPr>
+                <w:b/>
+                <w:bCs/>
+                <w:sz w:val="20"/>
+                <w:szCs w:val="20"/>
+              </w:rPr>
+              <w:t xml:space="preserve">근육 증가</w:t>
+            </w:r>
+          </w:p>
+        </w:tc>
+        <w:tc>
+          <w:tcPr>
+            <w:tcW w:type="dxa" w:w="3400"/>
             <w:tcMar>
               <w:top w:type="dxa" w:w="100"/>
               <w:left w:type="dxa" w:w="120"/>
@@ -752,7 +922,29 @@
                 <w:sz w:val="20"/>
                 <w:szCs w:val="20"/>
               </w:rPr>
-              <w:t xml:space="preserve">1.8 g/kg (제지방량)</w:t>
+              <w:t xml:space="preserve">1.8 g/kg (체중)</w:t>
+            </w:r>
+          </w:p>
+        </w:tc>
+        <w:tc>
+          <w:tcPr>
+            <w:tcW w:type="dxa" w:w="3400"/>
+            <w:tcMar>
+              <w:top w:type="dxa" w:w="100"/>
+              <w:left w:type="dxa" w:w="120"/>
+              <w:bottom w:type="dxa" w:w="100"/>
+              <w:right w:type="dxa" w:w="120"/>
+            </w:tcMar>
+          </w:tcPr>
+          <w:p>
+            <w:r>
+              <w:rPr>
+                <w:b w:val="false"/>
+                <w:bCs w:val="false"/>
+                <w:sz w:val="20"/>
+                <w:szCs w:val="20"/>
+              </w:rPr>
+              <w:t xml:space="preserve">2.2 g/kg (제지방량)</w:t>
             </w:r>
           </w:p>
         </w:tc>
@@ -760,7 +952,7 @@
       <w:tr>
         <w:tc>
           <w:tcPr>
-            <w:tcW w:type="dxa" w:w="2300"/>
+            <w:tcW w:type="dxa" w:w="2600"/>
             <w:tcMar>
               <w:top w:type="dxa" w:w="100"/>
               <w:left w:type="dxa" w:w="120"/>
@@ -776,13 +968,13 @@
                 <w:sz w:val="20"/>
                 <w:szCs w:val="20"/>
               </w:rPr>
-              <w:t xml:space="preserve">건강 관리</w:t>
-            </w:r>
-          </w:p>
-        </w:tc>
-        <w:tc>
-          <w:tcPr>
-            <w:tcW w:type="dxa" w:w="2300"/>
+              <w:t xml:space="preserve">체중 유지</w:t>
+            </w:r>
+          </w:p>
+        </w:tc>
+        <w:tc>
+          <w:tcPr>
+            <w:tcW w:type="dxa" w:w="3400"/>
             <w:tcMar>
               <w:top w:type="dxa" w:w="100"/>
               <w:left w:type="dxa" w:w="120"/>
@@ -798,13 +990,13 @@
                 <w:sz w:val="20"/>
                 <w:szCs w:val="20"/>
               </w:rPr>
-              <w:t xml:space="preserve">-100 kcal</w:t>
-            </w:r>
-          </w:p>
-        </w:tc>
-        <w:tc>
-          <w:tcPr>
-            <w:tcW w:type="dxa" w:w="2600"/>
+              <w:t xml:space="preserve">1.4 g/kg (체중)</w:t>
+            </w:r>
+          </w:p>
+        </w:tc>
+        <w:tc>
+          <w:tcPr>
+            <w:tcW w:type="dxa" w:w="3400"/>
             <w:tcMar>
               <w:top w:type="dxa" w:w="100"/>
               <w:left w:type="dxa" w:w="120"/>
@@ -820,13 +1012,37 @@
                 <w:sz w:val="20"/>
                 <w:szCs w:val="20"/>
               </w:rPr>
-              <w:t xml:space="preserve">1.2 g/kg (체중)</w:t>
-            </w:r>
-          </w:p>
-        </w:tc>
+              <w:t xml:space="preserve">1.8 g/kg (제지방량)</w:t>
+            </w:r>
+          </w:p>
+        </w:tc>
+      </w:tr>
+      <w:tr>
         <w:tc>
           <w:tcPr>
             <w:tcW w:type="dxa" w:w="2600"/>
+            <w:tcMar>
+              <w:top w:type="dxa" w:w="100"/>
+              <w:left w:type="dxa" w:w="120"/>
+              <w:bottom w:type="dxa" w:w="100"/>
+              <w:right w:type="dxa" w:w="120"/>
+            </w:tcMar>
+          </w:tcPr>
+          <w:p>
+            <w:r>
+              <w:rPr>
+                <w:b/>
+                <w:bCs/>
+                <w:sz w:val="20"/>
+                <w:szCs w:val="20"/>
+              </w:rPr>
+              <w:t xml:space="preserve">건강 관리</w:t>
+            </w:r>
+          </w:p>
+        </w:tc>
+        <w:tc>
+          <w:tcPr>
+            <w:tcW w:type="dxa" w:w="3400"/>
             <w:tcMar>
               <w:top w:type="dxa" w:w="100"/>
               <w:left w:type="dxa" w:w="120"/>
@@ -842,29 +1058,34 @@
                 <w:sz w:val="20"/>
                 <w:szCs w:val="20"/>
               </w:rPr>
+              <w:t xml:space="preserve">1.2 g/kg (체중)</w:t>
+            </w:r>
+          </w:p>
+        </w:tc>
+        <w:tc>
+          <w:tcPr>
+            <w:tcW w:type="dxa" w:w="3400"/>
+            <w:tcMar>
+              <w:top w:type="dxa" w:w="100"/>
+              <w:left w:type="dxa" w:w="120"/>
+              <w:bottom w:type="dxa" w:w="100"/>
+              <w:right w:type="dxa" w:w="120"/>
+            </w:tcMar>
+          </w:tcPr>
+          <w:p>
+            <w:r>
+              <w:rPr>
+                <w:b w:val="false"/>
+                <w:bCs w:val="false"/>
+                <w:sz w:val="20"/>
+                <w:szCs w:val="20"/>
+              </w:rPr>
               <w:t xml:space="preserve">1.6 g/kg (제지방량)</w:t>
             </w:r>
           </w:p>
         </w:tc>
       </w:tr>
     </w:tbl>
-    <w:p>
-      <w:pPr>
-        <w:pStyle w:val="ListParagraph"/>
-        <w:numPr>
-          <w:ilvl w:val="0"/>
-          <w:numId w:val="2"/>
-        </w:numPr>
-        <w:spacing w:after="60"/>
-      </w:pPr>
-      <w:r>
-        <w:rPr>
-          <w:sz w:val="21"/>
-          <w:szCs w:val="21"/>
-        </w:rPr>
-        <w:t xml:space="preserve">체지방률 보정(체지방감량 목적일 때만) — 체지방률이 성별 기준 "높은 편"(남 25%↑ / 여 32%↑)이면 −50kcal 추가, "낮은 편"(남 12%↓ / 여 20%↓, 근손실 방지)이면 +50kcal 완화. 보수적인 참고용 보정이며 의학적 처방이 아니다.</w:t>
-      </w:r>
-    </w:p>
     <w:p>
       <w:pPr>
         <w:pStyle w:val="ListParagraph"/>

--- a/docs/핏마스터AI_식단추천로직.docx
+++ b/docs/핏마스터AI_식단추천로직.docx
@@ -39,7 +39,7 @@
           <w:sz w:val="19"/>
           <w:szCs w:val="19"/>
         </w:rPr>
-        <w:t xml:space="preserve">작성일: 2026-10-02  ·  최종 수정: 2026-10-02 (목적별 칼로리 보정을 고정 kcal → 체중 비례 변화율 공식으로 변경)</w:t>
+        <w:t xml:space="preserve">작성일: 2026-10-02  ·  최종 수정: 2026-10-02 (식사 조합 풀을 24개 → 156개로 자동 확장)</w:t>
       </w:r>
     </w:p>
     <w:p>
@@ -1415,7 +1415,24 @@
           <w:sz w:val="21"/>
           <w:szCs w:val="21"/>
         </w:rPr>
-        <w:t xml:space="preserve">개별 재료가 아니라 실제 한 끼에 가까운 조합(2~3가지 재료)으로 추천한다. 조합 풀은 영양소별 6개씩, 총 24개다(src/data/mealCombos.ts).</w:t>
+        <w:t xml:space="preserve">개별 재료가 아니라 실제 한 끼에 가까운 조합으로 추천한다. 조합 풀은 총 156개다(src/data/mealCombos.ts) — 재료 2~3가지를 사람이 직접 짝지은 24개 + 한식/중식/일식/양식/분식 완성 요리(약 130개)를 자동 변환한 1인분 조합.</w:t>
+      </w:r>
+    </w:p>
+    <w:p>
+      <w:pPr>
+        <w:pStyle w:val="ListParagraph"/>
+        <w:numPr>
+          <w:ilvl w:val="0"/>
+          <w:numId w:val="2"/>
+        </w:numPr>
+        <w:spacing w:after="60"/>
+      </w:pPr>
+      <w:r>
+        <w:rPr>
+          <w:sz w:val="21"/>
+          <w:szCs w:val="21"/>
+        </w:rPr>
+        <w:t xml:space="preserve">자동 변환 — 요리별 100g당 칼로리로 "1인분(약 500kcal)" 그램 수를 역산하고(120~500g로 제한), 주력 영양소도 계산된 비율로 자동 분류한다(식이섬유 밀도가 기준 이상이면 식이섬유, 아니면 칼로리 비중이 가장 큰 매크로). 반찬류인 김치·깍두기 2개만 "500g이 한 끼"로 환산하면 비현실적이라 예외로 제외했다.</w:t>
       </w:r>
     </w:p>
     <w:p>
@@ -1520,7 +1537,7 @@
           <w:sz w:val="20"/>
           <w:szCs w:val="20"/>
         </w:rPr>
-        <w:t xml:space="preserve">※ 단백질÷지방 비율을 쓰는 이유 — 지방 칼로리 비율만 보면 연어·소고기처럼 원래 지방이 있는 좋은 단백질원이 체지방감량에서 부당하게 제외된다. 다만 이 방식도 "좋은 지방(불포화)·나쁜 지방(포화)"은 구분하지 못한다 — 아보카도 토스트처럼 지방이 주력인 조합은 특정 목적에 어울린다고 판정되지 않고 중립으로 남는다.</w:t>
+        <w:t xml:space="preserve">※ 단백질÷지방 비율을 쓰는 이유 — 지방 칼로리 비율만 보면 연어·소고기처럼 원래 지방이 있는 좋은 단백질원이 체지방감량에서 부당하게 제외된다. 다만 이 방식도 "좋은 지방(불포화)·나쁜 지방(포화)"은 구분하지 못한다 — 아보카도 토스트처럼 지방이 주력인 조합은 특정 목적에 어울린다고 판정되지 않고 중립으로 남는다. 자동 변환된 조합 중에도 같은 한계로 "프렌치프라이"가 식이섬유 비중 계산상 식이섬유 조합으로 분류되는 등 직관과 다른 사례가 있다 — 판단을 넣지 않고 그대로 두었다.</w:t>
       </w:r>
     </w:p>
     <w:p>
@@ -1569,7 +1586,7 @@
           <w:sz w:val="21"/>
           <w:szCs w:val="21"/>
         </w:rPr>
-        <w:t xml:space="preserve">"오늘" 날짜를 시드로 추천 순서를 결정적으로 섞는다 — 같은 날엔 같은 추천이 유지되고, 날이 바뀌면 24개 풀에서 다른 조합이 나온다.</w:t>
+        <w:t xml:space="preserve">"오늘" 날짜를 시드로 추천 순서를 결정적으로 섞는다 — 같은 날엔 같은 추천이 유지되고, 날이 바뀌면 156개 풀에서 다른 조합이 나온다.</w:t>
       </w:r>
     </w:p>
     <w:p>
@@ -1745,7 +1762,7 @@
           <w:sz w:val="21"/>
           <w:szCs w:val="21"/>
         </w:rPr>
-        <w:t xml:space="preserve">활동계수(1.4)와 식사 조합 풀(24개)은 현재 고정값이다.</w:t>
+        <w:t xml:space="preserve">활동계수(1.4)는 현재 고정값이다. 식사 조합 풀(156개)은 foodDatabase.ts에서 자동 생성되므로 음식 데이터가 늘면 같이 늘어난다.</w:t>
       </w:r>
     </w:p>
     <w:p>

--- a/docs/핏마스터AI_식단추천로직.docx
+++ b/docs/핏마스터AI_식단추천로직.docx
@@ -39,7 +39,7 @@
           <w:sz w:val="19"/>
           <w:szCs w:val="19"/>
         </w:rPr>
-        <w:t xml:space="preserve">작성일: 2026-10-02  ·  최종 수정: 2026-10-02 (식사 조합 풀을 24개 → 156개로 자동 확장)</w:t>
+        <w:t xml:space="preserve">작성일: 2026-10-02  ·  최종 수정: 2026-10-15 (영양 목표 계산에 문헌 근거 반영·활동계수 개인화, 재료 DB 29→64개 확장, 식단 유형 옵션 추가)</w:t>
       </w:r>
     </w:p>
     <w:p>
@@ -351,7 +351,7 @@
           <w:sz w:val="21"/>
           <w:szCs w:val="21"/>
         </w:rPr>
-        <w:t xml:space="preserve">기초대사량 × 활동계수 1.4(고정값) = TDEE(총 에너지 소비량). 여기에 목적별 칼로리 보정을 더하거나 뺀다.</w:t>
+        <w:t xml:space="preserve">기초대사량 × 활동계수 = TDEE(총 에너지 소비량). 활동계수는 고정값이 아니라, 운동 프로필(주당 횟수×1회 시간)로 추정한 훈련량에 맞춰 Mifflin-St Jeor(1990) 표준 5단계 중 해당 단계를 적용한다(가벼움 1.375 / 중간 1.55 / 활발함 1.725 / 매우 활발함 1.9 — 이 앱 온보딩 선택지상 좌식 1.2는 나오지 않는다). 여기에 목적별 칼로리 보정을 더하거나 뺀다.</w:t>
       </w:r>
     </w:p>
     <w:p>
@@ -876,7 +876,7 @@
                 <w:sz w:val="20"/>
                 <w:szCs w:val="20"/>
               </w:rPr>
-              <w:t xml:space="preserve">2.0 g/kg (제지방량)</w:t>
+              <w:t xml:space="preserve">2.3~3.0 g/kg (제지방량, 체지방률별)</w:t>
             </w:r>
           </w:p>
         </w:tc>
@@ -1100,24 +1100,41 @@
           <w:sz w:val="21"/>
           <w:szCs w:val="21"/>
         </w:rPr>
-        <w:t xml:space="preserve">지방 = 총 칼로리의 25% ÷ 9kcal</w:t>
-      </w:r>
-    </w:p>
-    <w:p>
-      <w:pPr>
-        <w:pStyle w:val="ListParagraph"/>
-        <w:numPr>
-          <w:ilvl w:val="0"/>
-          <w:numId w:val="2"/>
-        </w:numPr>
-        <w:spacing w:after="60"/>
-      </w:pPr>
-      <w:r>
-        <w:rPr>
-          <w:sz w:val="21"/>
-          <w:szCs w:val="21"/>
-        </w:rPr>
-        <w:t xml:space="preserve">탄수화물 = (총 칼로리 − 단백질 칼로리 − 지방 칼로리) ÷ 4kcal (0 미만이면 0)</w:t>
+        <w:t xml:space="preserve">체지방감량의 제지방량 단백질 계수(위 표 2.3~3.0g/kg)는 체지방률 구간별로 다르다 — 높음 2.3 / 보통 2.6 / 낮음(마름) 3.0g/kg. 근거: Helms et al.(2014) 체계적 문헌고찰 — 칼로리 제한 중인 저체지방·근력훈련자는 2.3~3.1g/kg 제지방량이 필요하며, 마르고 제한이 강할수록 상단에 가깝다.</w:t>
+      </w:r>
+    </w:p>
+    <w:p>
+      <w:pPr>
+        <w:pStyle w:val="ListParagraph"/>
+        <w:numPr>
+          <w:ilvl w:val="0"/>
+          <w:numId w:val="2"/>
+        </w:numPr>
+        <w:spacing w:after="60"/>
+      </w:pPr>
+      <w:r>
+        <w:rPr>
+          <w:sz w:val="21"/>
+          <w:szCs w:val="21"/>
+        </w:rPr>
+        <w:t xml:space="preserve">탄수화물 = 운동 프로필로 추정한 훈련량에 따라 체중 × 4~10g/kg을 먼저 목표로 삼는다(가벼움 4 / 중간 6 / 높음 8 / 매우 높음 10g/kg). 근거: ACSM·AND·DC 공동성명(2016) — 운동량별 탄수화물 권고 3~12g/kg/일 중 해당 구간.</w:t>
+      </w:r>
+    </w:p>
+    <w:p>
+      <w:pPr>
+        <w:pStyle w:val="ListParagraph"/>
+        <w:numPr>
+          <w:ilvl w:val="0"/>
+          <w:numId w:val="2"/>
+        </w:numPr>
+        <w:spacing w:after="60"/>
+      </w:pPr>
+      <w:r>
+        <w:rPr>
+          <w:sz w:val="21"/>
+          <w:szCs w:val="21"/>
+        </w:rPr>
+        <w:t xml:space="preserve">지방 = 단백질·탄수화물을 뺀 나머지 칼로리를 총 칼로리의 20~35%(IOM AMDR) 안에서 맞춘다. 탄수화물 요구가 커서 지방이 20% 밑으로 내려가면 탄수화물을 줄이고, 반대로 지방이 35%를 넘으면(탄수화물 요구가 적을 때) 남는 칼로리를 탄수화물로 돌린다.</w:t>
       </w:r>
     </w:p>
     <w:p>
@@ -1159,369 +1176,6 @@
     </w:p>
     <w:p>
       <w:pPr>
-        <w:pStyle w:val="Heading1"/>
-        <w:spacing w:after="160" w:before="320"/>
-      </w:pPr>
-      <w:r>
-        <w:rPr>
-          <w:b/>
-          <w:bCs/>
-          <w:color w:val="0E7A54"/>
-          <w:sz w:val="30"/>
-          <w:szCs w:val="30"/>
-        </w:rPr>
-        <w:t xml:space="preserve">4. 식사 분석 — "AI는 식별, 앱이 계산"</w:t>
-      </w:r>
-    </w:p>
-    <w:p>
-      <w:pPr>
-        <w:spacing w:after="120"/>
-      </w:pPr>
-      <w:r>
-        <w:rPr>
-          <w:i/>
-          <w:iCs/>
-          <w:color w:val="555555"/>
-          <w:sz w:val="19"/>
-          <w:szCs w:val="19"/>
-        </w:rPr>
-        <w:t xml:space="preserve">위치: src/services/foodVisionService.ts (AI 식별) + src/services/nutritionService.ts (영양 계산)</w:t>
-      </w:r>
-    </w:p>
-    <w:p>
-      <w:pPr>
-        <w:pStyle w:val="ListParagraph"/>
-        <w:numPr>
-          <w:ilvl w:val="0"/>
-          <w:numId w:val="2"/>
-        </w:numPr>
-        <w:spacing w:after="60"/>
-      </w:pPr>
-      <w:r>
-        <w:rPr>
-          <w:sz w:val="21"/>
-          <w:szCs w:val="21"/>
-        </w:rPr>
-        <w:t xml:space="preserve">Claude Vision은 음식명 + 예상 중량(g) + 조리법 + 신뢰도만 반환한다. 영양소 숫자는 절대 생성하지 않는다.</w:t>
-      </w:r>
-    </w:p>
-    <w:p>
-      <w:pPr>
-        <w:pStyle w:val="ListParagraph"/>
-        <w:numPr>
-          <w:ilvl w:val="0"/>
-          <w:numId w:val="2"/>
-        </w:numPr>
-        <w:spacing w:after="60"/>
-      </w:pPr>
-      <w:r>
-        <w:rPr>
-          <w:sz w:val="21"/>
-          <w:szCs w:val="21"/>
-        </w:rPr>
-        <w:t xml:space="preserve">서버에서 Zod로 구조를 검증하고, 비현실적인 값(예: 중량이 음수)은 걸러내고 경고를 남긴다.</w:t>
-      </w:r>
-    </w:p>
-    <w:p>
-      <w:pPr>
-        <w:pStyle w:val="ListParagraph"/>
-        <w:numPr>
-          <w:ilvl w:val="0"/>
-          <w:numId w:val="2"/>
-        </w:numPr>
-        <w:spacing w:after="60"/>
-      </w:pPr>
-      <w:r>
-        <w:rPr>
-          <w:sz w:val="21"/>
-          <w:szCs w:val="21"/>
-        </w:rPr>
-        <w:t xml:space="preserve">로컬 음식 데이터베이스(src/data/foodDatabase.ts, 약 200개 항목)에서 이름을 매칭한다: 정확 일치 → 자주 쓰는 다른 표현(별칭, 예: "계란후라이"→달걀) → 부분 일치 순으로 찾는다.</w:t>
-      </w:r>
-    </w:p>
-    <w:p>
-      <w:pPr>
-        <w:pStyle w:val="ListParagraph"/>
-        <w:numPr>
-          <w:ilvl w:val="0"/>
-          <w:numId w:val="2"/>
-        </w:numPr>
-        <w:spacing w:after="60"/>
-      </w:pPr>
-      <w:r>
-        <w:rPr>
-          <w:sz w:val="21"/>
-          <w:szCs w:val="21"/>
-        </w:rPr>
-        <w:t xml:space="preserve">매칭된 음식의 100g당 영양소 × 중량으로 칼로리/단백질/탄수화물/지방/식이섬유를 계산한다.</w:t>
-      </w:r>
-    </w:p>
-    <w:p>
-      <w:pPr>
-        <w:pStyle w:val="ListParagraph"/>
-        <w:numPr>
-          <w:ilvl w:val="0"/>
-          <w:numId w:val="2"/>
-        </w:numPr>
-        <w:spacing w:after="60"/>
-      </w:pPr>
-      <w:r>
-        <w:rPr>
-          <w:sz w:val="21"/>
-          <w:szCs w:val="21"/>
-        </w:rPr>
-        <w:t xml:space="preserve">사용자가 AI가 식별한 음식·중량을 확인하고 필요하면 직접 수정한 뒤에만 저장된다.</w:t>
-      </w:r>
-    </w:p>
-    <w:p>
-      <w:pPr>
-        <w:pStyle w:val="Heading1"/>
-        <w:spacing w:after="160" w:before="320"/>
-      </w:pPr>
-      <w:r>
-        <w:rPr>
-          <w:b/>
-          <w:bCs/>
-          <w:color w:val="0E7A54"/>
-          <w:sz w:val="30"/>
-          <w:szCs w:val="30"/>
-        </w:rPr>
-        <w:t xml:space="preserve">5. 오늘 섭취 피드백</w:t>
-      </w:r>
-    </w:p>
-    <w:p>
-      <w:pPr>
-        <w:spacing w:after="120"/>
-      </w:pPr>
-      <w:r>
-        <w:rPr>
-          <w:i/>
-          <w:iCs/>
-          <w:color w:val="555555"/>
-          <w:sz w:val="19"/>
-          <w:szCs w:val="19"/>
-        </w:rPr>
-        <w:t xml:space="preserve">위치: src/lib/nutrition.ts — generateFeedback()</w:t>
-      </w:r>
-    </w:p>
-    <w:p>
-      <w:pPr>
-        <w:pStyle w:val="ListParagraph"/>
-        <w:numPr>
-          <w:ilvl w:val="0"/>
-          <w:numId w:val="2"/>
-        </w:numPr>
-        <w:spacing w:after="60"/>
-      </w:pPr>
-      <w:r>
-        <w:rPr>
-          <w:sz w:val="21"/>
-          <w:szCs w:val="21"/>
-        </w:rPr>
-        <w:t xml:space="preserve">오늘 먹은 식사를 모두 더해 목표 대비 달성률(%)을 계산한다.</w:t>
-      </w:r>
-    </w:p>
-    <w:p>
-      <w:pPr>
-        <w:pStyle w:val="ListParagraph"/>
-        <w:numPr>
-          <w:ilvl w:val="0"/>
-          <w:numId w:val="2"/>
-        </w:numPr>
-        <w:spacing w:after="60"/>
-      </w:pPr>
-      <w:r>
-        <w:rPr>
-          <w:sz w:val="21"/>
-          <w:szCs w:val="21"/>
-        </w:rPr>
-        <w:t xml:space="preserve">상태 판정: 60% 미만 "부족" / 60~89% "적정" / 90~109% "목표 근접" / 110% 이상 "초과"</w:t>
-      </w:r>
-    </w:p>
-    <w:p>
-      <w:pPr>
-        <w:pStyle w:val="ListParagraph"/>
-        <w:numPr>
-          <w:ilvl w:val="0"/>
-          <w:numId w:val="2"/>
-        </w:numPr>
-        <w:spacing w:after="60"/>
-      </w:pPr>
-      <w:r>
-        <w:rPr>
-          <w:sz w:val="21"/>
-          <w:szCs w:val="21"/>
-        </w:rPr>
-        <w:t xml:space="preserve">단백질·탄수화물·지방·식이섬유 각각에 대해 위 상태에 맞는 한국어 피드백 문장을 생성한다. (예: "단백질이 목표의 45%밖에 채워지지 않았어요. 30g 더 필요해요.")</w:t>
-      </w:r>
-    </w:p>
-    <w:p>
-      <w:pPr>
-        <w:pStyle w:val="Heading1"/>
-        <w:spacing w:after="160" w:before="320"/>
-      </w:pPr>
-      <w:r>
-        <w:rPr>
-          <w:b/>
-          <w:bCs/>
-          <w:color w:val="0E7A54"/>
-          <w:sz w:val="30"/>
-          <w:szCs w:val="30"/>
-        </w:rPr>
-        <w:t xml:space="preserve">6. 다음 식사 추천</w:t>
-      </w:r>
-    </w:p>
-    <w:p>
-      <w:pPr>
-        <w:pStyle w:val="Heading2"/>
-        <w:spacing w:after="100" w:before="240"/>
-      </w:pPr>
-      <w:r>
-        <w:rPr>
-          <w:b/>
-          <w:bCs/>
-          <w:sz w:val="24"/>
-          <w:szCs w:val="24"/>
-        </w:rPr>
-        <w:t xml:space="preserve">6.1 추천 결정 — 식사 조합 + 목적 가중치</w:t>
-      </w:r>
-    </w:p>
-    <w:p>
-      <w:pPr>
-        <w:spacing w:after="120"/>
-      </w:pPr>
-      <w:r>
-        <w:rPr>
-          <w:i/>
-          <w:iCs/>
-          <w:color w:val="555555"/>
-          <w:sz w:val="19"/>
-          <w:szCs w:val="19"/>
-        </w:rPr>
-        <w:t xml:space="preserve">위치: src/lib/nutrition.ts — getRecommendedMeals()</w:t>
-      </w:r>
-    </w:p>
-    <w:p>
-      <w:pPr>
-        <w:pStyle w:val="ListParagraph"/>
-        <w:numPr>
-          <w:ilvl w:val="0"/>
-          <w:numId w:val="2"/>
-        </w:numPr>
-        <w:spacing w:after="60"/>
-      </w:pPr>
-      <w:r>
-        <w:rPr>
-          <w:sz w:val="21"/>
-          <w:szCs w:val="21"/>
-        </w:rPr>
-        <w:t xml:space="preserve">개별 재료가 아니라 실제 한 끼에 가까운 조합으로 추천한다. 조합 풀은 총 156개다(src/data/mealCombos.ts) — 재료 2~3가지를 사람이 직접 짝지은 24개 + 한식/중식/일식/양식/분식 완성 요리(약 130개)를 자동 변환한 1인분 조합.</w:t>
-      </w:r>
-    </w:p>
-    <w:p>
-      <w:pPr>
-        <w:pStyle w:val="ListParagraph"/>
-        <w:numPr>
-          <w:ilvl w:val="0"/>
-          <w:numId w:val="2"/>
-        </w:numPr>
-        <w:spacing w:after="60"/>
-      </w:pPr>
-      <w:r>
-        <w:rPr>
-          <w:sz w:val="21"/>
-          <w:szCs w:val="21"/>
-        </w:rPr>
-        <w:t xml:space="preserve">자동 변환 — 요리별 100g당 칼로리로 "1인분(약 500kcal)" 그램 수를 역산하고(120~500g로 제한), 주력 영양소도 계산된 비율로 자동 분류한다(식이섬유 밀도가 기준 이상이면 식이섬유, 아니면 칼로리 비중이 가장 큰 매크로). 반찬류인 김치·깍두기 2개만 "500g이 한 끼"로 환산하면 비현실적이라 예외로 제외했다.</w:t>
-      </w:r>
-    </w:p>
-    <w:p>
-      <w:pPr>
-        <w:pStyle w:val="ListParagraph"/>
-        <w:numPr>
-          <w:ilvl w:val="0"/>
-          <w:numId w:val="2"/>
-        </w:numPr>
-        <w:spacing w:after="60"/>
-      </w:pPr>
-      <w:r>
-        <w:rPr>
-          <w:sz w:val="21"/>
-          <w:szCs w:val="21"/>
-        </w:rPr>
-        <w:t xml:space="preserve">단백질·탄수화물·지방·식이섬유의 달성률을 계산해, 100% 미달인 영양소를 달성률이 낮은 순으로 우선한다. 모두 충족됐다면 네 영양소 전체에서 추천한다.</w:t>
-      </w:r>
-    </w:p>
-    <w:p>
-      <w:pPr>
-        <w:pStyle w:val="ListParagraph"/>
-        <w:numPr>
-          <w:ilvl w:val="0"/>
-          <w:numId w:val="2"/>
-        </w:numPr>
-        <w:spacing w:after="60"/>
-      </w:pPr>
-      <w:r>
-        <w:rPr>
-          <w:sz w:val="21"/>
-          <w:szCs w:val="21"/>
-        </w:rPr>
-        <w:t xml:space="preserve">조합의 영양소 총량은 재료 id+중량으로 foodDatabase.ts를 참조해 계산한다(nutritionService.resolveMealCombo) — 숫자를 임의로 만들지 않는다.</w:t>
-      </w:r>
-    </w:p>
-    <w:p>
-      <w:pPr>
-        <w:pStyle w:val="ListParagraph"/>
-        <w:numPr>
-          <w:ilvl w:val="0"/>
-          <w:numId w:val="2"/>
-        </w:numPr>
-        <w:spacing w:after="60"/>
-      </w:pPr>
-      <w:r>
-        <w:rPr>
-          <w:sz w:val="21"/>
-          <w:szCs w:val="21"/>
-        </w:rPr>
-        <w:t xml:space="preserve">목적 매칭(computeGoalFit) — 어떤 조합이 어떤 식단 목적에 어울리는지는 사람이 미리 정해두지 않고, 위에서 계산된 단백질·지방·탄수화물·식이섬유 비율로 그때그때 자동 판정한다. 같은 영양소를 채우는 조합이 여러 개면, 사용자의 현재 관리 목적(체지방감량/근육증가/체중유지/건강관리)과 맞는 것으로 판정된 조합을 먼저 보여준다.</w:t>
-      </w:r>
-    </w:p>
-    <w:p>
-      <w:pPr>
-        <w:pStyle w:val="ListParagraph"/>
-        <w:numPr>
-          <w:ilvl w:val="0"/>
-          <w:numId w:val="2"/>
-        </w:numPr>
-        <w:spacing w:after="60"/>
-      </w:pPr>
-      <w:r>
-        <w:rPr>
-          <w:sz w:val="21"/>
-          <w:szCs w:val="21"/>
-        </w:rPr>
-        <w:t xml:space="preserve">판정 기준 — 체지방감량: 단백질÷지방 비율 1.2 이상 + 단백질이 칼로리의 25% 이상. 근육증가: 단백질 20% 이상 + (탄수화물 30% 이상 또는 400kcal 이상). 건강관리: 식이섬유가 1,000kcal당 8g 이상 + 지방 대비 단백질이 충분함. 체중유지: 세 매크로 중 어느 것도 극단적이지 않음.</w:t>
-      </w:r>
-    </w:p>
-    <w:p>
-      <w:pPr>
-        <w:pStyle w:val="ListParagraph"/>
-        <w:numPr>
-          <w:ilvl w:val="0"/>
-          <w:numId w:val="2"/>
-        </w:numPr>
-        <w:spacing w:after="60"/>
-      </w:pPr>
-      <w:r>
-        <w:rPr>
-          <w:sz w:val="21"/>
-          <w:szCs w:val="21"/>
-        </w:rPr>
-        <w:t xml:space="preserve">체지방률 2차 가중치 — 체지방감량 목적이고 체지방률이 성별 기준 높은 편이면, 같은 영양소 순위 안에서 단백질 조합을 더 급하게, 지방 조합을 덜 급하게 취급해 저탄고단 쪽으로 추천을 살짝 기울인다. 화면에 보이는 실제 섭취율 숫자는 바꾸지 않고, 추천 순서에만 영향을 준다.</w:t>
-      </w:r>
-    </w:p>
-    <w:p>
-      <w:pPr>
         <w:pBdr>
           <w:left w:val="single" w:color="B45309" w:sz="24" w:space="8"/>
         </w:pBdr>
@@ -1537,88 +1191,40 @@
           <w:sz w:val="20"/>
           <w:szCs w:val="20"/>
         </w:rPr>
-        <w:t xml:space="preserve">※ 단백질÷지방 비율을 쓰는 이유 — 지방 칼로리 비율만 보면 연어·소고기처럼 원래 지방이 있는 좋은 단백질원이 체지방감량에서 부당하게 제외된다. 다만 이 방식도 "좋은 지방(불포화)·나쁜 지방(포화)"은 구분하지 못한다 — 아보카도 토스트처럼 지방이 주력인 조합은 특정 목적에 어울린다고 판정되지 않고 중립으로 남는다. 자동 변환된 조합 중에도 같은 한계로 "프렌치프라이"가 식이섬유 비중 계산상 식이섬유 조합으로 분류되는 등 직관과 다른 사례가 있다 — 판단을 넣지 않고 그대로 두었다.</w:t>
-      </w:r>
-    </w:p>
-    <w:p>
-      <w:pPr>
-        <w:pStyle w:val="Heading2"/>
-        <w:spacing w:after="100" w:before="240"/>
+        <w:t xml:space="preserve">※ 근거 문헌 — 단백질(체지방감량 외): ISSN Position Stand(Jäger et al., 2017), ACSM·AND·DC 공동성명(2016), 1.2~2.0g/kg/일. 단백질(체지방감량, 제지방량 기준): Helms et al.(2014), 2.3~3.1g/kg. 탄수화물: ACSM·AND·DC 공동성명(2016), 운동량별 3~12g/kg/일. 지방·식이섬유: IOM(현 NAM) Dietary Reference Intakes AMDR(지방 20~35%, 섬유 1,000kcal당 14g). 활동계수: Mifflin-St Jeor(1990) 표준 단계. 모두 문헌이 제시하는 범위 안에서 목적에 맞게 계산한 근사치이며, 개인별 의학적 처방이 아니다.</w:t>
+      </w:r>
+    </w:p>
+    <w:p>
+      <w:pPr>
+        <w:pStyle w:val="ListParagraph"/>
+        <w:numPr>
+          <w:ilvl w:val="0"/>
+          <w:numId w:val="2"/>
+        </w:numPr>
+        <w:spacing w:after="60"/>
+      </w:pPr>
+      <w:r>
+        <w:rPr>
+          <w:sz w:val="21"/>
+          <w:szCs w:val="21"/>
+        </w:rPr>
+        <w:t xml:space="preserve">마이 탭과 온보딩 목표 확인 화면에는 "이 숫자는 어떻게 나왔나요?" 펼치기가 있어, 이 사용자에게 실제로 적용된 계수(예: "제지방량 67.0kg × 2.3g/kg")와 위 근거 문헌을 그 자리에서 확인할 수 있다(nutritionTargetService.describeNutritionRationale, NutritionRationale 컴포넌트).</w:t>
+      </w:r>
+    </w:p>
+    <w:p>
+      <w:pPr>
+        <w:pStyle w:val="Heading1"/>
+        <w:spacing w:after="160" w:before="320"/>
       </w:pPr>
       <w:r>
         <w:rPr>
           <w:b/>
           <w:bCs/>
-          <w:sz w:val="24"/>
-          <w:szCs w:val="24"/>
-        </w:rPr>
-        <w:t xml:space="preserve">6.2 중복·다양성</w:t>
-      </w:r>
-    </w:p>
-    <w:p>
-      <w:pPr>
-        <w:pStyle w:val="ListParagraph"/>
-        <w:numPr>
-          <w:ilvl w:val="0"/>
-          <w:numId w:val="2"/>
-        </w:numPr>
-        <w:spacing w:after="60"/>
-      </w:pPr>
-      <w:r>
-        <w:rPr>
-          <w:sz w:val="21"/>
-          <w:szCs w:val="21"/>
-        </w:rPr>
-        <w:t xml:space="preserve">오늘 이미 먹은 모든 재료로만 구성된 조합은 추천에서 제외한다(재료 하나만 겹치는 건 제외하지 않는다 — 너무 많이 걸러지는 것을 방지).</w:t>
-      </w:r>
-    </w:p>
-    <w:p>
-      <w:pPr>
-        <w:pStyle w:val="ListParagraph"/>
-        <w:numPr>
-          <w:ilvl w:val="0"/>
-          <w:numId w:val="2"/>
-        </w:numPr>
-        <w:spacing w:after="60"/>
-      </w:pPr>
-      <w:r>
-        <w:rPr>
-          <w:sz w:val="21"/>
-          <w:szCs w:val="21"/>
-        </w:rPr>
-        <w:t xml:space="preserve">"오늘" 날짜를 시드로 추천 순서를 결정적으로 섞는다 — 같은 날엔 같은 추천이 유지되고, 날이 바뀌면 156개 풀에서 다른 조합이 나온다.</w:t>
-      </w:r>
-    </w:p>
-    <w:p>
-      <w:pPr>
-        <w:pStyle w:val="ListParagraph"/>
-        <w:numPr>
-          <w:ilvl w:val="0"/>
-          <w:numId w:val="2"/>
-        </w:numPr>
-        <w:spacing w:after="60"/>
-      </w:pPr>
-      <w:r>
-        <w:rPr>
-          <w:sz w:val="21"/>
-          <w:szCs w:val="21"/>
-        </w:rPr>
-        <w:t xml:space="preserve">최대 3개 조합까지 보여준다.</w:t>
-      </w:r>
-    </w:p>
-    <w:p>
-      <w:pPr>
-        <w:pStyle w:val="Heading2"/>
-        <w:spacing w:after="100" w:before="240"/>
-      </w:pPr>
-      <w:r>
-        <w:rPr>
-          <w:b/>
-          <w:bCs/>
-          <w:sz w:val="24"/>
-          <w:szCs w:val="24"/>
-        </w:rPr>
-        <w:t xml:space="preserve">6.3 AI 코칭 문구 — "결정은 규칙, 설명은 AI"</w:t>
+          <w:color w:val="0E7A54"/>
+          <w:sz w:val="30"/>
+          <w:szCs w:val="30"/>
+        </w:rPr>
+        <w:t xml:space="preserve">4. 식사 분석 — "AI는 식별, 앱이 계산"</w:t>
       </w:r>
     </w:p>
     <w:p>
@@ -1633,58 +1239,390 @@
           <w:sz w:val="19"/>
           <w:szCs w:val="19"/>
         </w:rPr>
-        <w:t xml:space="preserve">위치: server/coach.ts, POST /api/coach-meal</w:t>
-      </w:r>
-    </w:p>
-    <w:p>
-      <w:pPr>
-        <w:pStyle w:val="ListParagraph"/>
-        <w:numPr>
-          <w:ilvl w:val="0"/>
-          <w:numId w:val="2"/>
-        </w:numPr>
-        <w:spacing w:after="60"/>
-      </w:pPr>
-      <w:r>
-        <w:rPr>
-          <w:sz w:val="21"/>
-          <w:szCs w:val="21"/>
-        </w:rPr>
-        <w:t xml:space="preserve">무엇을 추천할지(음식·조합·수치)는 6.1~6.2의 규칙 기반 로직이 전부 결정한다. Claude는 그 결과를 한두 문장의 자연스러운 한국어로 설명하기만 하고, 음식이나 숫자를 새로 만들지 않는다.</w:t>
-      </w:r>
-    </w:p>
-    <w:p>
-      <w:pPr>
-        <w:pStyle w:val="ListParagraph"/>
-        <w:numPr>
-          <w:ilvl w:val="0"/>
-          <w:numId w:val="2"/>
-        </w:numPr>
-        <w:spacing w:after="60"/>
-      </w:pPr>
-      <w:r>
-        <w:rPr>
-          <w:sz w:val="21"/>
-          <w:szCs w:val="21"/>
-        </w:rPr>
-        <w:t xml:space="preserve">InBody·음식 사진 분석과 달리 이미지 없이 텍스트만 주고받는 요청이라 더 가볍고 빠르다.</w:t>
-      </w:r>
-    </w:p>
-    <w:p>
-      <w:pPr>
-        <w:pStyle w:val="ListParagraph"/>
-        <w:numPr>
-          <w:ilvl w:val="0"/>
-          <w:numId w:val="2"/>
-        </w:numPr>
-        <w:spacing w:after="60"/>
-      </w:pPr>
-      <w:r>
-        <w:rPr>
-          <w:sz w:val="21"/>
-          <w:szCs w:val="21"/>
-        </w:rPr>
-        <w:t xml:space="preserve">대시보드가 열릴 때 자동으로 호출하지 않는다 — 추천 카드의 "AI 코치 한마디 듣기" 버튼을 눌렀을 때만 호출해, 메인 화면 로딩 속도에 영향을 주지 않는다.</w:t>
+        <w:t xml:space="preserve">위치: src/services/foodVisionService.ts (AI 식별) + src/services/nutritionService.ts (영양 계산)</w:t>
+      </w:r>
+    </w:p>
+    <w:p>
+      <w:pPr>
+        <w:pStyle w:val="ListParagraph"/>
+        <w:numPr>
+          <w:ilvl w:val="0"/>
+          <w:numId w:val="2"/>
+        </w:numPr>
+        <w:spacing w:after="60"/>
+      </w:pPr>
+      <w:r>
+        <w:rPr>
+          <w:sz w:val="21"/>
+          <w:szCs w:val="21"/>
+        </w:rPr>
+        <w:t xml:space="preserve">Claude Vision은 음식명 + 예상 중량(g) + 조리법 + 신뢰도만 반환한다. 영양소 숫자는 절대 생성하지 않는다.</w:t>
+      </w:r>
+    </w:p>
+    <w:p>
+      <w:pPr>
+        <w:pStyle w:val="ListParagraph"/>
+        <w:numPr>
+          <w:ilvl w:val="0"/>
+          <w:numId w:val="2"/>
+        </w:numPr>
+        <w:spacing w:after="60"/>
+      </w:pPr>
+      <w:r>
+        <w:rPr>
+          <w:sz w:val="21"/>
+          <w:szCs w:val="21"/>
+        </w:rPr>
+        <w:t xml:space="preserve">서버에서 Zod로 구조를 검증하고, 비현실적인 값(예: 중량이 음수)은 걸러내고 경고를 남긴다.</w:t>
+      </w:r>
+    </w:p>
+    <w:p>
+      <w:pPr>
+        <w:pStyle w:val="ListParagraph"/>
+        <w:numPr>
+          <w:ilvl w:val="0"/>
+          <w:numId w:val="2"/>
+        </w:numPr>
+        <w:spacing w:after="60"/>
+      </w:pPr>
+      <w:r>
+        <w:rPr>
+          <w:sz w:val="21"/>
+          <w:szCs w:val="21"/>
+        </w:rPr>
+        <w:t xml:space="preserve">로컬 음식 데이터베이스(src/data/foodDatabase.ts, 약 200개 항목 — 그중 "재료" 카테고리만 29개→64개로 확장)에서 이름을 매칭한다: 정확 일치 → 자주 쓰는 다른 표현(별칭, 예: "계란후라이"→달걀) → 부분 일치 순으로 찾는다.</w:t>
+      </w:r>
+    </w:p>
+    <w:p>
+      <w:pPr>
+        <w:pStyle w:val="ListParagraph"/>
+        <w:numPr>
+          <w:ilvl w:val="0"/>
+          <w:numId w:val="2"/>
+        </w:numPr>
+        <w:spacing w:after="60"/>
+      </w:pPr>
+      <w:r>
+        <w:rPr>
+          <w:sz w:val="21"/>
+          <w:szCs w:val="21"/>
+        </w:rPr>
+        <w:t xml:space="preserve">매칭된 음식의 100g당 영양소 × 중량으로 칼로리/단백질/탄수화물/지방/식이섬유를 계산한다.</w:t>
+      </w:r>
+    </w:p>
+    <w:p>
+      <w:pPr>
+        <w:pStyle w:val="ListParagraph"/>
+        <w:numPr>
+          <w:ilvl w:val="0"/>
+          <w:numId w:val="2"/>
+        </w:numPr>
+        <w:spacing w:after="60"/>
+      </w:pPr>
+      <w:r>
+        <w:rPr>
+          <w:sz w:val="21"/>
+          <w:szCs w:val="21"/>
+        </w:rPr>
+        <w:t xml:space="preserve">사용자가 AI가 식별한 음식·중량을 확인하고 필요하면 직접 수정한 뒤에만 저장된다.</w:t>
+      </w:r>
+    </w:p>
+    <w:p>
+      <w:pPr>
+        <w:pStyle w:val="ListParagraph"/>
+        <w:numPr>
+          <w:ilvl w:val="0"/>
+          <w:numId w:val="2"/>
+        </w:numPr>
+        <w:spacing w:after="60"/>
+      </w:pPr>
+      <w:r>
+        <w:rPr>
+          <w:sz w:val="21"/>
+          <w:szCs w:val="21"/>
+        </w:rPr>
+        <w:t xml:space="preserve">사진 분석 중량이 가늠되지 않을 때를 위해, 그램을 직접 입력하는 대신 "적게/보통/많이/아주 많이" 크기 버튼으로 AI의 원래 추정치에 배율(×0.7/1/1.3/1.6)을 곱해 간편하게 보정할 수 있다.</w:t>
+      </w:r>
+    </w:p>
+    <w:p>
+      <w:pPr>
+        <w:pStyle w:val="Heading1"/>
+        <w:spacing w:after="160" w:before="320"/>
+      </w:pPr>
+      <w:r>
+        <w:rPr>
+          <w:b/>
+          <w:bCs/>
+          <w:color w:val="0E7A54"/>
+          <w:sz w:val="30"/>
+          <w:szCs w:val="30"/>
+        </w:rPr>
+        <w:t xml:space="preserve">5. 오늘 섭취 피드백</w:t>
+      </w:r>
+    </w:p>
+    <w:p>
+      <w:pPr>
+        <w:spacing w:after="120"/>
+      </w:pPr>
+      <w:r>
+        <w:rPr>
+          <w:i/>
+          <w:iCs/>
+          <w:color w:val="555555"/>
+          <w:sz w:val="19"/>
+          <w:szCs w:val="19"/>
+        </w:rPr>
+        <w:t xml:space="preserve">위치: src/lib/nutrition.ts — generateFeedback()</w:t>
+      </w:r>
+    </w:p>
+    <w:p>
+      <w:pPr>
+        <w:pStyle w:val="ListParagraph"/>
+        <w:numPr>
+          <w:ilvl w:val="0"/>
+          <w:numId w:val="2"/>
+        </w:numPr>
+        <w:spacing w:after="60"/>
+      </w:pPr>
+      <w:r>
+        <w:rPr>
+          <w:sz w:val="21"/>
+          <w:szCs w:val="21"/>
+        </w:rPr>
+        <w:t xml:space="preserve">오늘 먹은 식사를 모두 더해 목표 대비 달성률(%)을 계산한다.</w:t>
+      </w:r>
+    </w:p>
+    <w:p>
+      <w:pPr>
+        <w:pStyle w:val="ListParagraph"/>
+        <w:numPr>
+          <w:ilvl w:val="0"/>
+          <w:numId w:val="2"/>
+        </w:numPr>
+        <w:spacing w:after="60"/>
+      </w:pPr>
+      <w:r>
+        <w:rPr>
+          <w:sz w:val="21"/>
+          <w:szCs w:val="21"/>
+        </w:rPr>
+        <w:t xml:space="preserve">상태 판정: 60% 미만 "부족" / 60~89% "적정" / 90~109% "목표 근접" / 110% 이상 "초과"</w:t>
+      </w:r>
+    </w:p>
+    <w:p>
+      <w:pPr>
+        <w:pStyle w:val="ListParagraph"/>
+        <w:numPr>
+          <w:ilvl w:val="0"/>
+          <w:numId w:val="2"/>
+        </w:numPr>
+        <w:spacing w:after="60"/>
+      </w:pPr>
+      <w:r>
+        <w:rPr>
+          <w:sz w:val="21"/>
+          <w:szCs w:val="21"/>
+        </w:rPr>
+        <w:t xml:space="preserve">단백질·탄수화물·지방·식이섬유 각각에 대해 위 상태에 맞는 한국어 피드백 문장을 생성한다 — 메인 메시지는 퍼센트/단계 중심이고(예: "단백질이 목표의 45%밖에 채워지지 않았어요."), 정확한 그램 수는 5g 단위로 뭉뚱그린 보조 문구(예: "약 30g 더 필요해요")로 따로 보여준다. 사진 인식 중량 자체가 추정치라 정밀한 숫자처럼 보이지 않게 하려는 의도다.</w:t>
+      </w:r>
+    </w:p>
+    <w:p>
+      <w:pPr>
+        <w:pStyle w:val="ListParagraph"/>
+        <w:numPr>
+          <w:ilvl w:val="0"/>
+          <w:numId w:val="2"/>
+        </w:numPr>
+        <w:spacing w:after="60"/>
+      </w:pPr>
+      <w:r>
+        <w:rPr>
+          <w:sz w:val="21"/>
+          <w:szCs w:val="21"/>
+        </w:rPr>
+        <w:t xml:space="preserve">오늘 식사 중 AI 추정 신뢰도가 낮은데(0.6 미만) 사용자가 그램 수를 고치지 않은 항목이 하나라도 있으면, 대시보드에 "사진 인식 결과를 다시 확인해보세요" 같은 주의 배너를 보여준다.</w:t>
+      </w:r>
+    </w:p>
+    <w:p>
+      <w:pPr>
+        <w:pStyle w:val="Heading1"/>
+        <w:spacing w:after="160" w:before="320"/>
+      </w:pPr>
+      <w:r>
+        <w:rPr>
+          <w:b/>
+          <w:bCs/>
+          <w:color w:val="0E7A54"/>
+          <w:sz w:val="30"/>
+          <w:szCs w:val="30"/>
+        </w:rPr>
+        <w:t xml:space="preserve">6. 다음 식사 추천</w:t>
+      </w:r>
+    </w:p>
+    <w:p>
+      <w:pPr>
+        <w:pStyle w:val="Heading2"/>
+        <w:spacing w:after="100" w:before="240"/>
+      </w:pPr>
+      <w:r>
+        <w:rPr>
+          <w:b/>
+          <w:bCs/>
+          <w:sz w:val="24"/>
+          <w:szCs w:val="24"/>
+        </w:rPr>
+        <w:t xml:space="preserve">6.1 추천 결정 — 식사 조합 + 목적 가중치</w:t>
+      </w:r>
+    </w:p>
+    <w:p>
+      <w:pPr>
+        <w:spacing w:after="120"/>
+      </w:pPr>
+      <w:r>
+        <w:rPr>
+          <w:i/>
+          <w:iCs/>
+          <w:color w:val="555555"/>
+          <w:sz w:val="19"/>
+          <w:szCs w:val="19"/>
+        </w:rPr>
+        <w:t xml:space="preserve">위치: src/lib/nutrition.ts — getRecommendedMeals()</w:t>
+      </w:r>
+    </w:p>
+    <w:p>
+      <w:pPr>
+        <w:pStyle w:val="ListParagraph"/>
+        <w:numPr>
+          <w:ilvl w:val="0"/>
+          <w:numId w:val="2"/>
+        </w:numPr>
+        <w:spacing w:after="60"/>
+      </w:pPr>
+      <w:r>
+        <w:rPr>
+          <w:sz w:val="21"/>
+          <w:szCs w:val="21"/>
+        </w:rPr>
+        <w:t xml:space="preserve">개별 재료가 아니라 실제 한 끼에 가까운 조합으로 추천한다. 조합 풀은 총 156개다(src/data/mealCombos.ts) — 재료 2~3가지를 사람이 직접 짝지은 24개 + 한식/중식/일식/양식/분식 완성 요리(약 130개)를 자동 변환한 1인분 조합.</w:t>
+      </w:r>
+    </w:p>
+    <w:p>
+      <w:pPr>
+        <w:pStyle w:val="ListParagraph"/>
+        <w:numPr>
+          <w:ilvl w:val="0"/>
+          <w:numId w:val="2"/>
+        </w:numPr>
+        <w:spacing w:after="60"/>
+      </w:pPr>
+      <w:r>
+        <w:rPr>
+          <w:sz w:val="21"/>
+          <w:szCs w:val="21"/>
+        </w:rPr>
+        <w:t xml:space="preserve">식단 유형 옵션 — 마이 탭에서 "매번 비슷한 식단을 먹어요"를 선택하면, 위 완성 요리 조합 대신 재료 단위 조합 풀(src/data/mealCombos.ts의 INGREDIENT_MEAL_COMBOS — 재료·채소·과일에서 자동 생성된 약 150kcal 단위 단일 재료 조합)에서 추천한다. 식단을 매번 바꾸기 어려운 사용자가 "이 재료를 더 먹으면 된다"는 식으로 보충하게 하기 위함이다. 기본값은 "자유롭게 바꿀 수 있어요"(완성 요리 조합).</w:t>
+      </w:r>
+    </w:p>
+    <w:p>
+      <w:pPr>
+        <w:pStyle w:val="ListParagraph"/>
+        <w:numPr>
+          <w:ilvl w:val="0"/>
+          <w:numId w:val="2"/>
+        </w:numPr>
+        <w:spacing w:after="60"/>
+      </w:pPr>
+      <w:r>
+        <w:rPr>
+          <w:sz w:val="21"/>
+          <w:szCs w:val="21"/>
+        </w:rPr>
+        <w:t xml:space="preserve">자동 변환 — 요리별 100g당 칼로리로 "1인분(약 500kcal)" 그램 수를 역산하고(120~500g로 제한), 주력 영양소도 계산된 비율로 자동 분류한다(식이섬유 밀도가 기준 이상이면 식이섬유, 아니면 칼로리 비중이 가장 큰 매크로). 반찬류인 김치·깍두기 2개만 "500g이 한 끼"로 환산하면 비현실적이라 예외로 제외했다.</w:t>
+      </w:r>
+    </w:p>
+    <w:p>
+      <w:pPr>
+        <w:pStyle w:val="ListParagraph"/>
+        <w:numPr>
+          <w:ilvl w:val="0"/>
+          <w:numId w:val="2"/>
+        </w:numPr>
+        <w:spacing w:after="60"/>
+      </w:pPr>
+      <w:r>
+        <w:rPr>
+          <w:sz w:val="21"/>
+          <w:szCs w:val="21"/>
+        </w:rPr>
+        <w:t xml:space="preserve">단백질·탄수화물·지방·식이섬유의 달성률을 계산해, 100% 미달인 영양소를 달성률이 낮은 순으로 우선한다. 모두 충족됐다면 네 영양소 전체에서 추천한다.</w:t>
+      </w:r>
+    </w:p>
+    <w:p>
+      <w:pPr>
+        <w:pStyle w:val="ListParagraph"/>
+        <w:numPr>
+          <w:ilvl w:val="0"/>
+          <w:numId w:val="2"/>
+        </w:numPr>
+        <w:spacing w:after="60"/>
+      </w:pPr>
+      <w:r>
+        <w:rPr>
+          <w:sz w:val="21"/>
+          <w:szCs w:val="21"/>
+        </w:rPr>
+        <w:t xml:space="preserve">조합의 영양소 총량은 재료 id+중량으로 foodDatabase.ts를 참조해 계산한다(nutritionService.resolveMealCombo) — 숫자를 임의로 만들지 않는다.</w:t>
+      </w:r>
+    </w:p>
+    <w:p>
+      <w:pPr>
+        <w:pStyle w:val="ListParagraph"/>
+        <w:numPr>
+          <w:ilvl w:val="0"/>
+          <w:numId w:val="2"/>
+        </w:numPr>
+        <w:spacing w:after="60"/>
+      </w:pPr>
+      <w:r>
+        <w:rPr>
+          <w:sz w:val="21"/>
+          <w:szCs w:val="21"/>
+        </w:rPr>
+        <w:t xml:space="preserve">목적 매칭(computeGoalFit) — 어떤 조합이 어떤 식단 목적에 어울리는지는 사람이 미리 정해두지 않고, 위에서 계산된 단백질·지방·탄수화물·식이섬유 비율로 그때그때 자동 판정한다. 같은 영양소를 채우는 조합이 여러 개면, 사용자의 현재 관리 목적(체지방감량/근육증가/체중유지/건강관리)과 맞는 것으로 판정된 조합을 먼저 보여준다.</w:t>
+      </w:r>
+    </w:p>
+    <w:p>
+      <w:pPr>
+        <w:pStyle w:val="ListParagraph"/>
+        <w:numPr>
+          <w:ilvl w:val="0"/>
+          <w:numId w:val="2"/>
+        </w:numPr>
+        <w:spacing w:after="60"/>
+      </w:pPr>
+      <w:r>
+        <w:rPr>
+          <w:sz w:val="21"/>
+          <w:szCs w:val="21"/>
+        </w:rPr>
+        <w:t xml:space="preserve">판정 기준 — 체지방감량: 단백질÷지방 비율 1.2 이상 + 단백질이 칼로리의 25% 이상. 근육증가: 단백질 20% 이상 + (탄수화물 30% 이상 또는 400kcal 이상). 건강관리: 식이섬유가 1,000kcal당 8g 이상 + 지방 대비 단백질이 충분함. 체중유지: 세 매크로 중 어느 것도 극단적이지 않음.</w:t>
+      </w:r>
+    </w:p>
+    <w:p>
+      <w:pPr>
+        <w:pStyle w:val="ListParagraph"/>
+        <w:numPr>
+          <w:ilvl w:val="0"/>
+          <w:numId w:val="2"/>
+        </w:numPr>
+        <w:spacing w:after="60"/>
+      </w:pPr>
+      <w:r>
+        <w:rPr>
+          <w:sz w:val="21"/>
+          <w:szCs w:val="21"/>
+        </w:rPr>
+        <w:t xml:space="preserve">체지방률 2차 가중치 — 체지방감량 목적이고 체지방률이 성별 기준 높은 편이면, 같은 영양소 순위 안에서 단백질 조합을 더 급하게, 지방 조합을 덜 급하게 취급해 저탄고단 쪽으로 추천을 살짝 기울인다. 화면에 보이는 실제 섭취율 숫자는 바꾸지 않고, 추천 순서에만 영향을 준다.</w:t>
       </w:r>
     </w:p>
     <w:p>
@@ -1704,6 +1642,173 @@
           <w:sz w:val="20"/>
           <w:szCs w:val="20"/>
         </w:rPr>
+        <w:t xml:space="preserve">※ 단백질÷지방 비율을 쓰는 이유 — 지방 칼로리 비율만 보면 연어·소고기처럼 원래 지방이 있는 좋은 단백질원이 체지방감량에서 부당하게 제외된다. 다만 이 방식도 "좋은 지방(불포화)·나쁜 지방(포화)"은 구분하지 못한다 — 아보카도 토스트처럼 지방이 주력인 조합은 특정 목적에 어울린다고 판정되지 않고 중립으로 남는다. 자동 변환된 조합 중에도 같은 한계로 "프렌치프라이"가 식이섬유 비중 계산상 식이섬유 조합으로 분류되는 등 직관과 다른 사례가 있다 — 판단을 넣지 않고 그대로 두었다.</w:t>
+      </w:r>
+    </w:p>
+    <w:p>
+      <w:pPr>
+        <w:pStyle w:val="Heading2"/>
+        <w:spacing w:after="100" w:before="240"/>
+      </w:pPr>
+      <w:r>
+        <w:rPr>
+          <w:b/>
+          <w:bCs/>
+          <w:sz w:val="24"/>
+          <w:szCs w:val="24"/>
+        </w:rPr>
+        <w:t xml:space="preserve">6.2 중복·다양성</w:t>
+      </w:r>
+    </w:p>
+    <w:p>
+      <w:pPr>
+        <w:pStyle w:val="ListParagraph"/>
+        <w:numPr>
+          <w:ilvl w:val="0"/>
+          <w:numId w:val="2"/>
+        </w:numPr>
+        <w:spacing w:after="60"/>
+      </w:pPr>
+      <w:r>
+        <w:rPr>
+          <w:sz w:val="21"/>
+          <w:szCs w:val="21"/>
+        </w:rPr>
+        <w:t xml:space="preserve">오늘 이미 먹은 모든 재료로만 구성된 조합은 추천에서 제외한다(재료 하나만 겹치는 건 제외하지 않는다 — 너무 많이 걸러지는 것을 방지).</w:t>
+      </w:r>
+    </w:p>
+    <w:p>
+      <w:pPr>
+        <w:pStyle w:val="ListParagraph"/>
+        <w:numPr>
+          <w:ilvl w:val="0"/>
+          <w:numId w:val="2"/>
+        </w:numPr>
+        <w:spacing w:after="60"/>
+      </w:pPr>
+      <w:r>
+        <w:rPr>
+          <w:sz w:val="21"/>
+          <w:szCs w:val="21"/>
+        </w:rPr>
+        <w:t xml:space="preserve">"오늘" 날짜를 시드로 추천 순서를 결정적으로 섞는다 — 같은 날엔 같은 추천이 유지되고, 날이 바뀌면 156개 풀에서 다른 조합이 나온다.</w:t>
+      </w:r>
+    </w:p>
+    <w:p>
+      <w:pPr>
+        <w:pStyle w:val="ListParagraph"/>
+        <w:numPr>
+          <w:ilvl w:val="0"/>
+          <w:numId w:val="2"/>
+        </w:numPr>
+        <w:spacing w:after="60"/>
+      </w:pPr>
+      <w:r>
+        <w:rPr>
+          <w:sz w:val="21"/>
+          <w:szCs w:val="21"/>
+        </w:rPr>
+        <w:t xml:space="preserve">최대 3개 조합까지 보여준다.</w:t>
+      </w:r>
+    </w:p>
+    <w:p>
+      <w:pPr>
+        <w:pStyle w:val="Heading2"/>
+        <w:spacing w:after="100" w:before="240"/>
+      </w:pPr>
+      <w:r>
+        <w:rPr>
+          <w:b/>
+          <w:bCs/>
+          <w:sz w:val="24"/>
+          <w:szCs w:val="24"/>
+        </w:rPr>
+        <w:t xml:space="preserve">6.3 AI 코칭 문구 — "결정은 규칙, 설명은 AI"</w:t>
+      </w:r>
+    </w:p>
+    <w:p>
+      <w:pPr>
+        <w:spacing w:after="120"/>
+      </w:pPr>
+      <w:r>
+        <w:rPr>
+          <w:i/>
+          <w:iCs/>
+          <w:color w:val="555555"/>
+          <w:sz w:val="19"/>
+          <w:szCs w:val="19"/>
+        </w:rPr>
+        <w:t xml:space="preserve">위치: server/coach.ts, POST /api/coach-meal</w:t>
+      </w:r>
+    </w:p>
+    <w:p>
+      <w:pPr>
+        <w:pStyle w:val="ListParagraph"/>
+        <w:numPr>
+          <w:ilvl w:val="0"/>
+          <w:numId w:val="2"/>
+        </w:numPr>
+        <w:spacing w:after="60"/>
+      </w:pPr>
+      <w:r>
+        <w:rPr>
+          <w:sz w:val="21"/>
+          <w:szCs w:val="21"/>
+        </w:rPr>
+        <w:t xml:space="preserve">무엇을 추천할지(음식·조합·수치)는 6.1~6.2의 규칙 기반 로직이 전부 결정한다. Claude는 그 결과를 한두 문장의 자연스러운 한국어로 설명하기만 하고, 음식이나 숫자를 새로 만들지 않는다.</w:t>
+      </w:r>
+    </w:p>
+    <w:p>
+      <w:pPr>
+        <w:pStyle w:val="ListParagraph"/>
+        <w:numPr>
+          <w:ilvl w:val="0"/>
+          <w:numId w:val="2"/>
+        </w:numPr>
+        <w:spacing w:after="60"/>
+      </w:pPr>
+      <w:r>
+        <w:rPr>
+          <w:sz w:val="21"/>
+          <w:szCs w:val="21"/>
+        </w:rPr>
+        <w:t xml:space="preserve">InBody·음식 사진 분석과 달리 이미지 없이 텍스트만 주고받는 요청이라 더 가볍고 빠르다.</w:t>
+      </w:r>
+    </w:p>
+    <w:p>
+      <w:pPr>
+        <w:pStyle w:val="ListParagraph"/>
+        <w:numPr>
+          <w:ilvl w:val="0"/>
+          <w:numId w:val="2"/>
+        </w:numPr>
+        <w:spacing w:after="60"/>
+      </w:pPr>
+      <w:r>
+        <w:rPr>
+          <w:sz w:val="21"/>
+          <w:szCs w:val="21"/>
+        </w:rPr>
+        <w:t xml:space="preserve">대시보드가 열릴 때 자동으로 호출하지 않는다 — 추천 카드의 "AI 코치 한마디 듣기" 버튼을 눌렀을 때만 호출해, 메인 화면 로딩 속도에 영향을 주지 않는다.</w:t>
+      </w:r>
+    </w:p>
+    <w:p>
+      <w:pPr>
+        <w:pBdr>
+          <w:left w:val="single" w:color="B45309" w:sz="24" w:space="8"/>
+        </w:pBdr>
+        <w:shd w:fill="FEF3C7" w:val="clear"/>
+        <w:spacing w:after="160" w:before="60"/>
+        <w:ind w:left="120"/>
+      </w:pPr>
+      <w:r>
+        <w:rPr>
+          <w:i/>
+          <w:iCs/>
+          <w:color w:val="B45309"/>
+          <w:sz w:val="20"/>
+          <w:szCs w:val="20"/>
+        </w:rPr>
         <w:t xml:space="preserve">※ AI 호출이 실패해도(API Key 미설정, 레이트리밋 등) 추천 카드 자체는 항상 보이고, 미리 정해둔 기본 문구로 자연스럽게 대체된다. 식사 추천의 핵심 기능(무엇을 추천할지)은 AI 가용성과 무관하게 항상 동작한다.</w:t>
       </w:r>
     </w:p>
@@ -1762,7 +1867,7 @@
           <w:sz w:val="21"/>
           <w:szCs w:val="21"/>
         </w:rPr>
-        <w:t xml:space="preserve">활동계수(1.4)는 현재 고정값이다. 식사 조합 풀(156개)은 foodDatabase.ts에서 자동 생성되므로 음식 데이터가 늘면 같이 늘어난다.</w:t>
+        <w:t xml:space="preserve">활동계수는 운동 프로필 기반으로 개인화됐지만 Mifflin-St Jeor 표준 5단계 중 4단계만 쓴다(이 앱 온보딩이 "전혀 운동 안 함"을 선택지로 주지 않아 좌식 1.2는 나오지 않는다). 식사 조합 풀(완성 요리 156개 + 단일 재료 91개)은 foodDatabase.ts에서 자동 생성되므로 음식 데이터가 늘면 같이 늘어난다.</w:t>
       </w:r>
     </w:p>
     <w:p>
